--- a/public/docx/技术装备前沿/1.docx
+++ b/public/docx/技术装备前沿/1.docx
@@ -1,63 +1,84 @@
 
 <file path=word/document.xml><?xml version="1.0" encoding="utf-8"?>
-<w:document xmlns:wpc="http://schemas.microsoft.com/office/word/2010/wordprocessingCanvas" xmlns:mc="http://schemas.openxmlformats.org/markup-compatibility/2006" xmlns:o="urn:schemas-microsoft-com:office:office" xmlns:r="http://schemas.openxmlformats.org/officeDocument/2006/relationships" xmlns:m="http://schemas.openxmlformats.org/officeDocument/2006/math" xmlns:v="urn:schemas-microsoft-com:vml" xmlns:wp14="http://schemas.microsoft.com/office/word/2010/wordprocessingDrawing" xmlns:wp="http://schemas.openxmlformats.org/drawingml/2006/wordprocessingDrawing" xmlns:w="http://schemas.openxmlformats.org/wordprocessingml/2006/main" xmlns:w14="http://schemas.microsoft.com/office/word/2010/wordml" xmlns:w10="urn:schemas-microsoft-com:office:word" xmlns:w15="http://schemas.microsoft.com/office/word/2012/wordml" xmlns:wpg="http://schemas.microsoft.com/office/word/2010/wordprocessingGroup" xmlns:wpi="http://schemas.microsoft.com/office/word/2010/wordprocessingInk" xmlns:wne="http://schemas.microsoft.com/office/word/2006/wordml" xmlns:wps="http://schemas.microsoft.com/office/word/2010/wordprocessingShape" xmlns:wpsCustomData="http://www.wps.cn/officeDocument/2013/wpsCustomData" mc:Ignorable="w14 w15 wp14">
+<w:document xmlns:wpc="http://schemas.microsoft.com/office/word/2010/wordprocessingCanvas" xmlns:cx="http://schemas.microsoft.com/office/drawing/2014/chartex" xmlns:cx1="http://schemas.microsoft.com/office/drawing/2015/9/8/chartex" xmlns:cx2="http://schemas.microsoft.com/office/drawing/2015/10/21/chartex" xmlns:cx3="http://schemas.microsoft.com/office/drawing/2016/5/9/chartex" xmlns:cx4="http://schemas.microsoft.com/office/drawing/2016/5/10/chartex" xmlns:cx5="http://schemas.microsoft.com/office/drawing/2016/5/11/chartex" xmlns:cx6="http://schemas.microsoft.com/office/drawing/2016/5/12/chartex" xmlns:cx7="http://schemas.microsoft.com/office/drawing/2016/5/13/chartex" xmlns:cx8="http://schemas.microsoft.com/office/drawing/2016/5/14/chartex" xmlns:mc="http://schemas.openxmlformats.org/markup-compatibility/2006" xmlns:aink="http://schemas.microsoft.com/office/drawing/2016/ink" xmlns:am3d="http://schemas.microsoft.com/office/drawing/2017/model3d" xmlns:o="urn:schemas-microsoft-com:office:office" xmlns:oel="http://schemas.microsoft.com/office/2019/extlst" xmlns:r="http://schemas.openxmlformats.org/officeDocument/2006/relationships" xmlns:m="http://schemas.openxmlformats.org/officeDocument/2006/math" xmlns:v="urn:schemas-microsoft-com:vml" xmlns:wp14="http://schemas.microsoft.com/office/word/2010/wordprocessingDrawing" xmlns:wp="http://schemas.openxmlformats.org/drawingml/2006/wordprocessingDrawing" xmlns:w10="urn:schemas-microsoft-com:office:word" xmlns:w="http://schemas.openxmlformats.org/wordprocessingml/2006/main" xmlns:w14="http://schemas.microsoft.com/office/word/2010/wordml" xmlns:w15="http://schemas.microsoft.com/office/word/2012/wordml" xmlns:w16cex="http://schemas.microsoft.com/office/word/2018/wordml/cex" xmlns:w16cid="http://schemas.microsoft.com/office/word/2016/wordml/cid" xmlns:w16="http://schemas.microsoft.com/office/word/2018/wordml" xmlns:w16du="http://schemas.microsoft.com/office/word/2023/wordml/word16du" xmlns:w16sdtdh="http://schemas.microsoft.com/office/word/2020/wordml/sdtdatahash" xmlns:w16sdtfl="http://schemas.microsoft.com/office/word/2024/wordml/sdtformatlock" xmlns:w16se="http://schemas.microsoft.com/office/word/2015/wordml/symex" xmlns:wpg="http://schemas.microsoft.com/office/word/2010/wordprocessingGroup" xmlns:wpi="http://schemas.microsoft.com/office/word/2010/wordprocessingInk" xmlns:wne="http://schemas.microsoft.com/office/word/2006/wordml" xmlns:wps="http://schemas.microsoft.com/office/word/2010/wordprocessingShape" mc:Ignorable="w14 w15 w16se w16cid w16 w16cex w16sdtdh w16sdtfl w16du wp14">
   <w:body>
     <w:p>
       <w:pPr>
         <w:spacing w:line="336" w:lineRule="auto"/>
         <w:jc w:val="center"/>
         <w:rPr>
-          <w:rFonts w:ascii="黑体" w:hAnsi="黑体" w:eastAsia="黑体"/>
+          <w:rFonts w:ascii="黑体" w:eastAsia="黑体" w:hAnsi="黑体" w:hint="eastAsia"/>
+          <w:b/>
+          <w:sz w:val="44"/>
+          <w:szCs w:val="44"/>
+        </w:rPr>
+      </w:pPr>
+      <w:r>
+        <w:rPr>
+          <w:rFonts w:eastAsia="黑体" w:cs="宋体" w:hint="eastAsia"/>
+          <w:b/>
+          <w:kern w:val="0"/>
+          <w:sz w:val="44"/>
+          <w:szCs w:val="44"/>
+        </w:rPr>
+        <w:t>远程无人机洪灾应急信息全自主感知技术</w:t>
+      </w:r>
+    </w:p>
+    <w:p>
+      <w:pPr>
+        <w:spacing w:line="336" w:lineRule="auto"/>
+        <w:jc w:val="center"/>
+        <w:rPr>
+          <w:rFonts w:ascii="黑体" w:eastAsia="黑体" w:hAnsi="黑体" w:hint="eastAsia"/>
           <w:b/>
           <w:sz w:val="32"/>
         </w:rPr>
       </w:pPr>
       <w:r>
         <w:rPr>
-          <w:rFonts w:hint="eastAsia" w:eastAsia="黑体" w:cs="宋体"/>
-          <w:b/>
-          <w:kern w:val="0"/>
-          <w:sz w:val="32"/>
-          <w:szCs w:val="36"/>
-        </w:rPr>
-        <w:t>远程无人机洪灾应急信息全自主感知技术</w:t>
-      </w:r>
-    </w:p>
-    <w:p>
-      <w:pPr>
-        <w:spacing w:line="336" w:lineRule="auto"/>
-        <w:jc w:val="center"/>
-        <w:rPr>
-          <w:rFonts w:ascii="黑体" w:hAnsi="黑体" w:eastAsia="黑体"/>
-          <w:b/>
-          <w:sz w:val="32"/>
-        </w:rPr>
-      </w:pPr>
-      <w:r>
-        <w:rPr>
-          <w:rFonts w:hint="eastAsia" w:ascii="宋体" w:hAnsi="宋体" w:eastAsia="宋体" w:cs="宋体"/>
+          <w:rFonts w:ascii="宋体" w:eastAsia="宋体" w:hAnsi="宋体" w:cs="宋体" w:hint="eastAsia"/>
           <w:bCs/>
           <w:sz w:val="22"/>
           <w:szCs w:val="18"/>
         </w:rPr>
-        <w:t xml:space="preserve">李德仁  眭海刚 </w:t>
-      </w:r>
-      <w:r>
-        <w:rPr>
-          <w:rFonts w:ascii="宋体" w:hAnsi="宋体" w:eastAsia="宋体" w:cs="宋体"/>
+        <w:t xml:space="preserve">李德仁  </w:t>
+      </w:r>
+      <w:proofErr w:type="gramStart"/>
+      <w:r>
+        <w:rPr>
+          <w:rFonts w:ascii="宋体" w:eastAsia="宋体" w:hAnsi="宋体" w:cs="宋体" w:hint="eastAsia"/>
           <w:bCs/>
           <w:sz w:val="22"/>
           <w:szCs w:val="18"/>
         </w:rPr>
-        <w:t xml:space="preserve"> </w:t>
-      </w:r>
-      <w:r>
-        <w:rPr>
-          <w:rFonts w:hint="eastAsia" w:ascii="宋体" w:hAnsi="宋体" w:eastAsia="宋体" w:cs="宋体"/>
+        <w:t>眭</w:t>
+      </w:r>
+      <w:proofErr w:type="gramEnd"/>
+      <w:r>
+        <w:rPr>
+          <w:rFonts w:ascii="宋体" w:eastAsia="宋体" w:hAnsi="宋体" w:cs="宋体" w:hint="eastAsia"/>
           <w:bCs/>
           <w:sz w:val="22"/>
           <w:szCs w:val="18"/>
         </w:rPr>
+        <w:t xml:space="preserve">海刚 </w:t>
+      </w:r>
+      <w:r>
+        <w:rPr>
+          <w:rFonts w:ascii="宋体" w:eastAsia="宋体" w:hAnsi="宋体" w:cs="宋体"/>
+          <w:bCs/>
+          <w:sz w:val="22"/>
+          <w:szCs w:val="18"/>
+        </w:rPr>
+        <w:t xml:space="preserve"> </w:t>
+      </w:r>
+      <w:r>
+        <w:rPr>
+          <w:rFonts w:ascii="宋体" w:eastAsia="宋体" w:hAnsi="宋体" w:cs="宋体" w:hint="eastAsia"/>
+          <w:bCs/>
+          <w:sz w:val="22"/>
+          <w:szCs w:val="18"/>
+        </w:rPr>
         <w:t xml:space="preserve">刘俊怡 </w:t>
       </w:r>
     </w:p>
@@ -66,7 +87,7 @@
         <w:spacing w:line="336" w:lineRule="auto"/>
         <w:jc w:val="center"/>
         <w:rPr>
-          <w:rFonts w:ascii="仿宋" w:hAnsi="仿宋" w:eastAsia="仿宋" w:cs="宋体"/>
+          <w:rFonts w:ascii="仿宋" w:eastAsia="仿宋" w:hAnsi="仿宋" w:cs="宋体" w:hint="eastAsia"/>
           <w:bCs/>
           <w:sz w:val="32"/>
           <w:szCs w:val="20"/>
@@ -74,7 +95,7 @@
       </w:pPr>
       <w:r>
         <w:rPr>
-          <w:rFonts w:hint="eastAsia" w:ascii="宋体" w:hAnsi="宋体" w:eastAsia="宋体" w:cs="宋体"/>
+          <w:rFonts w:ascii="宋体" w:eastAsia="宋体" w:hAnsi="宋体" w:cs="宋体" w:hint="eastAsia"/>
           <w:bCs/>
           <w:szCs w:val="16"/>
         </w:rPr>
@@ -85,7 +106,7 @@
       <w:pPr>
         <w:spacing w:line="336" w:lineRule="auto"/>
         <w:rPr>
-          <w:rFonts w:ascii="宋体" w:hAnsi="宋体" w:eastAsia="宋体"/>
+          <w:rFonts w:ascii="宋体" w:eastAsia="宋体" w:hAnsi="宋体" w:hint="eastAsia"/>
           <w:b/>
           <w:i/>
           <w:sz w:val="28"/>
@@ -93,7 +114,7 @@
       </w:pPr>
       <w:r>
         <w:rPr>
-          <w:rFonts w:hint="eastAsia" w:ascii="宋体" w:hAnsi="宋体" w:eastAsia="宋体"/>
+          <w:rFonts w:ascii="宋体" w:eastAsia="宋体" w:hAnsi="宋体" w:hint="eastAsia"/>
           <w:b/>
           <w:sz w:val="28"/>
         </w:rPr>
@@ -103,57 +124,73 @@
     <w:p>
       <w:pPr>
         <w:spacing w:line="336" w:lineRule="auto"/>
-        <w:ind w:firstLine="480" w:firstLineChars="200"/>
-        <w:rPr>
-          <w:rFonts w:ascii="宋体" w:hAnsi="宋体" w:eastAsia="宋体"/>
-          <w:sz w:val="24"/>
-        </w:rPr>
-      </w:pPr>
-      <w:r>
-        <w:rPr>
-          <w:rFonts w:hint="eastAsia" w:ascii="宋体" w:hAnsi="宋体" w:eastAsia="宋体"/>
-          <w:sz w:val="24"/>
-        </w:rPr>
-        <w:t>洪涝灾害是一种常见的自然灾害，对人类生命安全、基础设施、房屋建筑、农业、自然环境和经济有着的广泛影响。洪灾的爆发具有突发性和破坏性，洪灾发生后减灾救灾工作迫切需要第一时间获取全局的洪涝灾害应急信息，包括洪水淹没范围、洪水持续时间、典型承灾体受灾情况、受灾人员</w:t>
-      </w:r>
-      <w:r>
-        <w:rPr>
-          <w:rFonts w:ascii="宋体" w:hAnsi="宋体" w:eastAsia="宋体"/>
+        <w:ind w:firstLineChars="200" w:firstLine="480"/>
+        <w:rPr>
+          <w:rFonts w:ascii="宋体" w:eastAsia="宋体" w:hAnsi="宋体" w:hint="eastAsia"/>
+          <w:sz w:val="24"/>
+        </w:rPr>
+      </w:pPr>
+      <w:r>
+        <w:rPr>
+          <w:rFonts w:ascii="宋体" w:eastAsia="宋体" w:hAnsi="宋体" w:hint="eastAsia"/>
+          <w:sz w:val="24"/>
+        </w:rPr>
+        <w:t>洪涝灾害是一种常见的自然灾害，对人类生命安全、基础设施、房屋建筑、农业、自然环境和经济有着的广泛影响。洪灾的爆发具有突发性和破坏性，洪灾发生后减灾救灾工作迫切需要第一时间获取全局的洪涝灾害应急信息，包括洪水淹没范围、洪水持续时间、</w:t>
+      </w:r>
+      <w:proofErr w:type="gramStart"/>
+      <w:r>
+        <w:rPr>
+          <w:rFonts w:ascii="宋体" w:eastAsia="宋体" w:hAnsi="宋体" w:hint="eastAsia"/>
+          <w:sz w:val="24"/>
+        </w:rPr>
+        <w:t>典型承灾体</w:t>
+      </w:r>
+      <w:proofErr w:type="gramEnd"/>
+      <w:r>
+        <w:rPr>
+          <w:rFonts w:ascii="宋体" w:eastAsia="宋体" w:hAnsi="宋体" w:hint="eastAsia"/>
+          <w:sz w:val="24"/>
+        </w:rPr>
+        <w:t>受灾情况、受灾人员</w:t>
+      </w:r>
+      <w:r>
+        <w:rPr>
+          <w:rFonts w:ascii="宋体" w:eastAsia="宋体" w:hAnsi="宋体"/>
           <w:sz w:val="24"/>
         </w:rPr>
         <w:t>/车辆位置信息等。</w:t>
       </w:r>
       <w:r>
         <w:rPr>
-          <w:rFonts w:hint="eastAsia" w:ascii="宋体" w:hAnsi="宋体" w:eastAsia="宋体"/>
+          <w:rFonts w:ascii="宋体" w:eastAsia="宋体" w:hAnsi="宋体" w:hint="eastAsia"/>
           <w:sz w:val="24"/>
         </w:rPr>
         <w:t>无人机</w:t>
       </w:r>
       <w:r>
         <w:rPr>
-          <w:rFonts w:ascii="宋体" w:hAnsi="宋体" w:eastAsia="宋体"/>
+          <w:rFonts w:ascii="宋体" w:eastAsia="宋体" w:hAnsi="宋体"/>
           <w:sz w:val="24"/>
         </w:rPr>
         <w:t>遥感技术具有数据采集快、远距离观测、实时性好、动态性强等不可替代的优势，特别是重大自然灾害</w:t>
       </w:r>
       <w:r>
         <w:rPr>
-          <w:rFonts w:hint="eastAsia" w:ascii="宋体" w:hAnsi="宋体" w:eastAsia="宋体"/>
+          <w:rFonts w:ascii="宋体" w:eastAsia="宋体" w:hAnsi="宋体" w:hint="eastAsia"/>
           <w:sz w:val="24"/>
         </w:rPr>
         <w:t>“三断”（</w:t>
       </w:r>
       <w:r>
         <w:rPr>
-          <w:rFonts w:ascii="宋体" w:hAnsi="宋体" w:eastAsia="宋体"/>
+          <w:rFonts w:ascii="宋体" w:eastAsia="宋体" w:hAnsi="宋体"/>
           <w:sz w:val="24"/>
         </w:rPr>
         <w:t>断电断网断</w:t>
       </w:r>
       <w:r>
         <w:rPr>
-          <w:rFonts w:hint="eastAsia" w:ascii="宋体" w:hAnsi="宋体" w:eastAsia="宋体"/>
+          <w:rFonts w:ascii="宋体" w:eastAsia="宋体" w:hAnsi="宋体" w:hint="eastAsia"/>
           <w:sz w:val="24"/>
         </w:rPr>
         <w:t>路）等极端情况下，已成为支撑灾害应急监测、预警与评估的重要手段。</w:t>
@@ -163,14 +200,14 @@
       <w:pPr>
         <w:spacing w:line="336" w:lineRule="auto"/>
         <w:rPr>
-          <w:rFonts w:ascii="宋体" w:hAnsi="宋体" w:eastAsia="宋体"/>
+          <w:rFonts w:ascii="宋体" w:eastAsia="宋体" w:hAnsi="宋体" w:hint="eastAsia"/>
           <w:b/>
           <w:sz w:val="28"/>
         </w:rPr>
       </w:pPr>
       <w:r>
         <w:rPr>
-          <w:rFonts w:hint="eastAsia" w:ascii="宋体" w:hAnsi="宋体" w:eastAsia="宋体"/>
+          <w:rFonts w:ascii="宋体" w:eastAsia="宋体" w:hAnsi="宋体" w:hint="eastAsia"/>
           <w:b/>
           <w:sz w:val="28"/>
         </w:rPr>
@@ -178,7 +215,7 @@
       </w:r>
       <w:r>
         <w:rPr>
-          <w:rFonts w:ascii="宋体" w:hAnsi="宋体" w:eastAsia="宋体"/>
+          <w:rFonts w:ascii="宋体" w:eastAsia="宋体" w:hAnsi="宋体"/>
           <w:b/>
           <w:sz w:val="28"/>
         </w:rPr>
@@ -186,7 +223,7 @@
       </w:r>
       <w:r>
         <w:rPr>
-          <w:rFonts w:hint="eastAsia" w:ascii="宋体" w:hAnsi="宋体" w:eastAsia="宋体"/>
+          <w:rFonts w:ascii="宋体" w:eastAsia="宋体" w:hAnsi="宋体" w:hint="eastAsia"/>
           <w:b/>
           <w:sz w:val="28"/>
         </w:rPr>
@@ -196,15 +233,15 @@
     <w:p>
       <w:pPr>
         <w:spacing w:line="336" w:lineRule="auto"/>
-        <w:ind w:firstLine="480" w:firstLineChars="200"/>
-        <w:rPr>
-          <w:rFonts w:ascii="宋体" w:hAnsi="宋体" w:eastAsia="宋体"/>
-          <w:sz w:val="24"/>
-        </w:rPr>
-      </w:pPr>
-      <w:r>
-        <w:rPr>
-          <w:rFonts w:hint="eastAsia" w:ascii="宋体" w:hAnsi="宋体" w:eastAsia="宋体"/>
+        <w:ind w:firstLineChars="200" w:firstLine="480"/>
+        <w:rPr>
+          <w:rFonts w:ascii="宋体" w:eastAsia="宋体" w:hAnsi="宋体" w:hint="eastAsia"/>
+          <w:sz w:val="24"/>
+        </w:rPr>
+      </w:pPr>
+      <w:r>
+        <w:rPr>
+          <w:rFonts w:ascii="宋体" w:eastAsia="宋体" w:hAnsi="宋体" w:hint="eastAsia"/>
           <w:sz w:val="24"/>
         </w:rPr>
         <w:t>由于洪灾应急的时效性需求，航空遥感特别是无人机遥感灾害信息实时处理一直是国内外学术界和产业界关注的焦点之一。城市区域的洪灾应急往往需要航空遥感提供更加快捷智能的灾情信息服务，包括洪水淹没范围、受困救援目标、重要设施受损情况等。将深度学习算法与航空遥感图像/视频相结合，不仅可以有效提高洪灾信息提取的准确性和时效性，而且还能从航空视频数据中实时识别和定位受灾人群，为应急救援提供有力的救援指引信息。</w:t>
@@ -213,22 +250,22 @@
     <w:p>
       <w:pPr>
         <w:spacing w:line="336" w:lineRule="auto"/>
-        <w:ind w:firstLine="480" w:firstLineChars="200"/>
-        <w:rPr>
-          <w:rFonts w:ascii="宋体" w:hAnsi="宋体" w:eastAsia="宋体"/>
-          <w:sz w:val="24"/>
-        </w:rPr>
-      </w:pPr>
-      <w:r>
-        <w:rPr>
-          <w:rFonts w:hint="eastAsia" w:ascii="宋体" w:hAnsi="宋体" w:eastAsia="宋体"/>
+        <w:ind w:firstLineChars="200" w:firstLine="480"/>
+        <w:rPr>
+          <w:rFonts w:ascii="宋体" w:eastAsia="宋体" w:hAnsi="宋体" w:hint="eastAsia"/>
+          <w:sz w:val="24"/>
+        </w:rPr>
+      </w:pPr>
+      <w:r>
+        <w:rPr>
+          <w:rFonts w:ascii="宋体" w:eastAsia="宋体" w:hAnsi="宋体" w:hint="eastAsia"/>
           <w:sz w:val="24"/>
         </w:rPr>
         <w:t>尽管航空遥感在洪涝灾害监测与应用中发挥了重要作用，但在实时性、精准性等方面仍面临如下挑战：</w:t>
       </w:r>
       <w:r>
         <w:rPr>
-          <w:rFonts w:ascii="宋体" w:hAnsi="宋体" w:eastAsia="宋体"/>
+          <w:rFonts w:ascii="宋体" w:eastAsia="宋体" w:hAnsi="宋体"/>
           <w:sz w:val="24"/>
         </w:rPr>
         <w:t xml:space="preserve"> </w:t>
@@ -237,56 +274,67 @@
     <w:p>
       <w:pPr>
         <w:spacing w:line="336" w:lineRule="auto"/>
-        <w:ind w:firstLine="480" w:firstLineChars="200"/>
-        <w:rPr>
-          <w:rFonts w:ascii="宋体" w:hAnsi="宋体" w:eastAsia="宋体"/>
-          <w:sz w:val="24"/>
-        </w:rPr>
-      </w:pPr>
-      <w:r>
-        <w:rPr>
-          <w:rFonts w:hint="eastAsia" w:ascii="宋体" w:hAnsi="宋体" w:eastAsia="宋体"/>
-          <w:sz w:val="24"/>
-        </w:rPr>
-        <w:t>（1）洪涝应急响应不实时，</w:t>
-      </w:r>
-      <w:r>
-        <w:rPr>
-          <w:rFonts w:hint="eastAsia" w:ascii="宋体" w:hAnsi="宋体" w:eastAsia="宋体"/>
+        <w:ind w:firstLineChars="200" w:firstLine="480"/>
+        <w:rPr>
+          <w:rFonts w:ascii="宋体" w:eastAsia="宋体" w:hAnsi="宋体" w:hint="eastAsia"/>
+          <w:sz w:val="24"/>
+        </w:rPr>
+      </w:pPr>
+      <w:r>
+        <w:rPr>
+          <w:rFonts w:ascii="宋体" w:eastAsia="宋体" w:hAnsi="宋体" w:hint="eastAsia"/>
+          <w:sz w:val="24"/>
+        </w:rPr>
+        <w:t>（1）洪涝应急响应</w:t>
+      </w:r>
+      <w:proofErr w:type="gramStart"/>
+      <w:r>
+        <w:rPr>
+          <w:rFonts w:ascii="宋体" w:eastAsia="宋体" w:hAnsi="宋体" w:hint="eastAsia"/>
+          <w:sz w:val="24"/>
+        </w:rPr>
+        <w:t>不</w:t>
+      </w:r>
+      <w:proofErr w:type="gramEnd"/>
+      <w:r>
+        <w:rPr>
+          <w:rFonts w:ascii="宋体" w:eastAsia="宋体" w:hAnsi="宋体" w:hint="eastAsia"/>
+          <w:sz w:val="24"/>
+        </w:rPr>
+        <w:t>实时，</w:t>
+      </w:r>
+      <w:r>
+        <w:rPr>
+          <w:rFonts w:ascii="宋体" w:eastAsia="宋体" w:hAnsi="宋体" w:hint="eastAsia"/>
           <w:color w:val="000000" w:themeColor="text1"/>
           <w:sz w:val="24"/>
-          <w14:textFill>
-            <w14:solidFill>
-              <w14:schemeClr w14:val="tx1"/>
-            </w14:solidFill>
-          </w14:textFill>
         </w:rPr>
         <w:t>航空遥感面临“操作起飞-获取数据-应急处理”等过程，应急响应</w:t>
       </w:r>
       <w:r>
         <w:rPr>
-          <w:rFonts w:ascii="宋体" w:hAnsi="宋体" w:eastAsia="宋体"/>
+          <w:rFonts w:ascii="宋体" w:eastAsia="宋体" w:hAnsi="宋体"/>
           <w:sz w:val="24"/>
         </w:rPr>
         <w:t>时间</w:t>
       </w:r>
       <w:r>
         <w:rPr>
-          <w:rFonts w:hint="eastAsia" w:ascii="宋体" w:hAnsi="宋体" w:eastAsia="宋体"/>
+          <w:rFonts w:ascii="宋体" w:eastAsia="宋体" w:hAnsi="宋体" w:hint="eastAsia"/>
           <w:sz w:val="24"/>
         </w:rPr>
         <w:t>一般是</w:t>
       </w:r>
       <w:r>
         <w:rPr>
-          <w:rFonts w:ascii="宋体" w:hAnsi="宋体" w:eastAsia="宋体"/>
+          <w:rFonts w:ascii="宋体" w:eastAsia="宋体" w:hAnsi="宋体"/>
           <w:sz w:val="24"/>
         </w:rPr>
         <w:t>小时级，</w:t>
       </w:r>
       <w:r>
         <w:rPr>
-          <w:rFonts w:hint="eastAsia" w:ascii="宋体" w:hAnsi="宋体" w:eastAsia="宋体"/>
+          <w:rFonts w:ascii="宋体" w:eastAsia="宋体" w:hAnsi="宋体" w:hint="eastAsia"/>
           <w:sz w:val="24"/>
         </w:rPr>
         <w:t>机载实时处理与传输未大规模应用，实时性仍是目前遥感急响应的难言之隐。</w:t>
@@ -295,15 +343,15 @@
     <w:p>
       <w:pPr>
         <w:spacing w:line="336" w:lineRule="auto"/>
-        <w:ind w:firstLine="480" w:firstLineChars="200"/>
-        <w:rPr>
-          <w:rFonts w:ascii="宋体" w:hAnsi="宋体" w:eastAsia="宋体"/>
-          <w:sz w:val="24"/>
-        </w:rPr>
-      </w:pPr>
-      <w:r>
-        <w:rPr>
-          <w:rFonts w:hint="eastAsia" w:ascii="宋体" w:hAnsi="宋体" w:eastAsia="宋体"/>
+        <w:ind w:firstLineChars="200" w:firstLine="480"/>
+        <w:rPr>
+          <w:rFonts w:ascii="宋体" w:eastAsia="宋体" w:hAnsi="宋体" w:hint="eastAsia"/>
+          <w:sz w:val="24"/>
+        </w:rPr>
+      </w:pPr>
+      <w:r>
+        <w:rPr>
+          <w:rFonts w:ascii="宋体" w:eastAsia="宋体" w:hAnsi="宋体" w:hint="eastAsia"/>
           <w:sz w:val="24"/>
         </w:rPr>
         <w:t>（2）洪涝灾害要素提取不全面。绝大多数遥感灾害信息提取主要关注洪水淹没的范围、道路/建筑物等典型承载体受灾情况等，缺少对受灾车辆、受灾人员的动态定位与跟踪；同时灾后遥感信息处理的自动化和精准化水平还有待进一步提高。</w:t>
@@ -313,14 +361,14 @@
       <w:pPr>
         <w:spacing w:line="336" w:lineRule="auto"/>
         <w:rPr>
-          <w:rFonts w:hint="eastAsia" w:ascii="宋体" w:hAnsi="宋体" w:eastAsia="宋体"/>
+          <w:rFonts w:ascii="宋体" w:eastAsia="宋体" w:hAnsi="宋体" w:hint="eastAsia"/>
           <w:b/>
           <w:sz w:val="28"/>
         </w:rPr>
       </w:pPr>
       <w:r>
         <w:rPr>
-          <w:rFonts w:hint="eastAsia" w:ascii="宋体" w:hAnsi="宋体" w:eastAsia="宋体"/>
+          <w:rFonts w:ascii="宋体" w:eastAsia="宋体" w:hAnsi="宋体" w:hint="eastAsia"/>
           <w:b/>
           <w:sz w:val="28"/>
         </w:rPr>
@@ -335,18 +383,99 @@
         <w:ind w:firstLine="420"/>
         <w:jc w:val="left"/>
         <w:rPr>
-          <w:rFonts w:hint="eastAsia" w:ascii="宋体" w:hAnsi="宋体" w:eastAsia="宋体"/>
+          <w:rFonts w:ascii="宋体" w:eastAsia="宋体" w:hAnsi="宋体" w:hint="eastAsia"/>
           <w:bCs/>
           <w:sz w:val="24"/>
         </w:rPr>
       </w:pPr>
       <w:r>
         <w:rPr>
-          <w:rFonts w:hint="eastAsia" w:ascii="宋体" w:hAnsi="宋体" w:eastAsia="宋体"/>
+          <w:rFonts w:ascii="宋体" w:eastAsia="宋体" w:hAnsi="宋体" w:hint="eastAsia"/>
           <w:bCs/>
           <w:sz w:val="24"/>
         </w:rPr>
-        <w:t>远程无人机洪灾应急信息全自主感知系统是利用无人机集成北斗和遥感观测手段，当地面传感网由于断电或损毁无法正常工作，而交通瘫痪（如水淹路断）又使得地面人员和车辆难以到达灾害区域时，通过部署在灾害风险区域的远程无人机全自动快速感知系统，可实现在三断（断电、断水、断路）等极端条件下对的灾害现场远程全自动快速感知。该系统具有：“远程一键收发、自动规划飞行、自动快速成图、自动损毁提取、信息自动回传、克服三断环境”的特点。在断电的极端条件下，通过备用电池和太阳能板来为机巢和设备供电；在断网的情况下，基于北斗短报文或卫星通信手段，远程一键启动系统并自主规划任务快速获取影像，提取受灾范围和损毁信息，通过北斗短报文或长距离无线自组网直接传输至指挥中心，生成灾损图，实现对灾害区域的快速感知，在极端条件下能够在分钟级可完成从发生灾害到获取灾害第一张图的应急响应。</w:t>
+        <w:t>远程无人机洪灾应急信息全自主感知系统是利用无人机集成北斗和遥感观测手段，当地面</w:t>
+      </w:r>
+      <w:proofErr w:type="gramStart"/>
+      <w:r>
+        <w:rPr>
+          <w:rFonts w:ascii="宋体" w:eastAsia="宋体" w:hAnsi="宋体" w:hint="eastAsia"/>
+          <w:bCs/>
+          <w:sz w:val="24"/>
+        </w:rPr>
+        <w:t>传感网</w:t>
+      </w:r>
+      <w:proofErr w:type="gramEnd"/>
+      <w:r>
+        <w:rPr>
+          <w:rFonts w:ascii="宋体" w:eastAsia="宋体" w:hAnsi="宋体" w:hint="eastAsia"/>
+          <w:bCs/>
+          <w:sz w:val="24"/>
+        </w:rPr>
+        <w:t>由于断电或损毁无法正常工作，而交通瘫痪（如水淹路</w:t>
+      </w:r>
+      <w:r>
+        <w:rPr>
+          <w:rFonts w:ascii="宋体" w:eastAsia="宋体" w:hAnsi="宋体" w:hint="eastAsia"/>
+          <w:bCs/>
+          <w:sz w:val="24"/>
+        </w:rPr>
+        <w:lastRenderedPageBreak/>
+        <w:t>断）又使得地面人员和车辆难以到达灾害区域时，通过部署在灾害风险区域的远程无人机全自动快速感知系统，可实现在三断（断电、断水、断路）等极端条件下对的灾害现场远程全自动快速感知。该系统具有：“远程一键收发、自动规划飞行、自动快速成图、自动损毁提取、信息自动回传、克服三断环境”的特点。在断电的极端条件下，通过备用电池和太阳能板来</w:t>
+      </w:r>
+      <w:proofErr w:type="gramStart"/>
+      <w:r>
+        <w:rPr>
+          <w:rFonts w:ascii="宋体" w:eastAsia="宋体" w:hAnsi="宋体" w:hint="eastAsia"/>
+          <w:bCs/>
+          <w:sz w:val="24"/>
+        </w:rPr>
+        <w:t>为机巢和</w:t>
+      </w:r>
+      <w:proofErr w:type="gramEnd"/>
+      <w:r>
+        <w:rPr>
+          <w:rFonts w:ascii="宋体" w:eastAsia="宋体" w:hAnsi="宋体" w:hint="eastAsia"/>
+          <w:bCs/>
+          <w:sz w:val="24"/>
+        </w:rPr>
+        <w:t>设备供电；在断网的情况下，基于北斗短报文或卫星通信手段，远程一键启动系统并自主规划任务快速获取影像，提取受灾范围和损毁信息，通过北斗短报文或长距离无线自组网直接传输</w:t>
+      </w:r>
+      <w:proofErr w:type="gramStart"/>
+      <w:r>
+        <w:rPr>
+          <w:rFonts w:ascii="宋体" w:eastAsia="宋体" w:hAnsi="宋体" w:hint="eastAsia"/>
+          <w:bCs/>
+          <w:sz w:val="24"/>
+        </w:rPr>
+        <w:t>至指挥</w:t>
+      </w:r>
+      <w:proofErr w:type="gramEnd"/>
+      <w:r>
+        <w:rPr>
+          <w:rFonts w:ascii="宋体" w:eastAsia="宋体" w:hAnsi="宋体" w:hint="eastAsia"/>
+          <w:bCs/>
+          <w:sz w:val="24"/>
+        </w:rPr>
+        <w:t>中心，生成灾损图，实现对灾害区域的快速感知，在极端条件下能够在</w:t>
+      </w:r>
+      <w:proofErr w:type="gramStart"/>
+      <w:r>
+        <w:rPr>
+          <w:rFonts w:ascii="宋体" w:eastAsia="宋体" w:hAnsi="宋体" w:hint="eastAsia"/>
+          <w:bCs/>
+          <w:sz w:val="24"/>
+        </w:rPr>
+        <w:t>分钟级</w:t>
+      </w:r>
+      <w:proofErr w:type="gramEnd"/>
+      <w:r>
+        <w:rPr>
+          <w:rFonts w:ascii="宋体" w:eastAsia="宋体" w:hAnsi="宋体" w:hint="eastAsia"/>
+          <w:bCs/>
+          <w:sz w:val="24"/>
+        </w:rPr>
+        <w:t>可完成从发生灾害到获取灾害第一张图的应急响应。</w:t>
       </w:r>
     </w:p>
     <w:p>
@@ -357,15 +486,18 @@
         <w:ind w:firstLine="420"/>
         <w:jc w:val="center"/>
         <w:rPr>
-          <w:rFonts w:ascii="仿宋" w:hAnsi="仿宋" w:eastAsia="仿宋"/>
+          <w:rFonts w:ascii="仿宋" w:eastAsia="仿宋" w:hAnsi="仿宋" w:hint="eastAsia"/>
           <w:color w:val="000000"/>
           <w:sz w:val="28"/>
           <w:szCs w:val="28"/>
         </w:rPr>
       </w:pPr>
       <w:r>
+        <w:rPr>
+          <w:noProof/>
+        </w:rPr>
         <w:drawing>
-          <wp:inline distT="0" distB="0" distL="0" distR="0">
+          <wp:inline distT="0" distB="0" distL="0" distR="0" wp14:anchorId="74B7835E" wp14:editId="3F379BD1">
             <wp:extent cx="5274310" cy="3114040"/>
             <wp:effectExtent l="0" t="0" r="2540" b="0"/>
             <wp:docPr id="5" name="图片 5" descr="E:\data\wechat\WeChat Files\wxid_opg0ctdaf5vc22\FileStorage\Temp\55516252a697b2d053a50f9b1d10f38.png"/>
@@ -382,7 +514,7 @@
                     </pic:cNvPicPr>
                   </pic:nvPicPr>
                   <pic:blipFill>
-                    <a:blip r:embed="rId4">
+                    <a:blip r:embed="rId5">
                       <a:extLst>
                         <a:ext uri="{28A0092B-C50C-407E-A947-70E740481C1C}">
                           <a14:useLocalDpi xmlns:a14="http://schemas.microsoft.com/office/drawing/2010/main" val="0"/>
@@ -417,16 +549,16 @@
     <w:p>
       <w:pPr>
         <w:spacing w:line="336" w:lineRule="auto"/>
-        <w:ind w:firstLine="480" w:firstLineChars="200"/>
+        <w:ind w:firstLineChars="200" w:firstLine="480"/>
         <w:jc w:val="center"/>
         <w:rPr>
-          <w:rFonts w:ascii="宋体" w:hAnsi="宋体" w:eastAsia="宋体"/>
-          <w:sz w:val="24"/>
-        </w:rPr>
-      </w:pPr>
-      <w:r>
-        <w:rPr>
-          <w:rFonts w:hint="eastAsia" w:ascii="宋体" w:hAnsi="宋体" w:eastAsia="宋体"/>
+          <w:rFonts w:ascii="宋体" w:eastAsia="宋体" w:hAnsi="宋体" w:hint="eastAsia"/>
+          <w:sz w:val="24"/>
+        </w:rPr>
+      </w:pPr>
+      <w:r>
+        <w:rPr>
+          <w:rFonts w:ascii="宋体" w:eastAsia="宋体" w:hAnsi="宋体" w:hint="eastAsia"/>
           <w:sz w:val="24"/>
         </w:rPr>
         <w:t>图3 面向应急的远程无人机全自动快速感知流程图</w:t>
@@ -435,84 +567,78 @@
     <w:p>
       <w:pPr>
         <w:spacing w:line="360" w:lineRule="auto"/>
-        <w:ind w:firstLine="480" w:firstLineChars="200"/>
-        <w:rPr>
-          <w:rFonts w:hint="eastAsia" w:ascii="宋体" w:hAnsi="宋体" w:eastAsia="宋体" w:cs="宋体"/>
-        </w:rPr>
-      </w:pPr>
-      <w:r>
-        <w:rPr>
-          <w:rFonts w:hint="eastAsia" w:ascii="宋体" w:hAnsi="宋体" w:eastAsia="宋体"/>
+        <w:ind w:firstLineChars="200" w:firstLine="480"/>
+        <w:rPr>
+          <w:rFonts w:ascii="宋体" w:eastAsia="宋体" w:hAnsi="宋体" w:cs="宋体" w:hint="eastAsia"/>
+        </w:rPr>
+      </w:pPr>
+      <w:r>
+        <w:rPr>
+          <w:rFonts w:ascii="宋体" w:eastAsia="宋体" w:hAnsi="宋体" w:hint="eastAsia"/>
           <w:sz w:val="24"/>
         </w:rPr>
         <w:t>受灾区域的洪灾场景复杂和无人机影像地物覆盖类型多样，导致现有深度语义分割模型的无人机影像洪水范围提取精度较差、受灾目标实时检测算法相对较少。</w:t>
       </w:r>
       <w:r>
         <w:rPr>
-          <w:rFonts w:hint="eastAsia" w:ascii="宋体" w:hAnsi="宋体" w:eastAsia="宋体"/>
+          <w:rFonts w:ascii="宋体" w:eastAsia="宋体" w:hAnsi="宋体" w:hint="eastAsia"/>
           <w:color w:val="000000" w:themeColor="text1"/>
           <w:sz w:val="24"/>
-          <w14:textFill>
-            <w14:solidFill>
-              <w14:schemeClr w14:val="tx1"/>
-            </w14:solidFill>
-          </w14:textFill>
-        </w:rPr>
-        <w:t>针对面临边缘端计算资源受限、模型推理速度不足、受困目标识别不准的问题，我们提出了基于无人机远程感知的局部洪灾应急信息精细提取方法，并将该方法部署在远程无人机感知系统中，</w:t>
-      </w:r>
-      <w:r>
-        <w:rPr>
-          <w:rFonts w:hint="eastAsia" w:ascii="宋体" w:hAnsi="宋体" w:eastAsia="宋体"/>
+        </w:rPr>
+        <w:t>针对面临边缘</w:t>
+      </w:r>
+      <w:proofErr w:type="gramStart"/>
+      <w:r>
+        <w:rPr>
+          <w:rFonts w:ascii="宋体" w:eastAsia="宋体" w:hAnsi="宋体" w:hint="eastAsia"/>
+          <w:color w:val="000000" w:themeColor="text1"/>
+          <w:sz w:val="24"/>
+        </w:rPr>
+        <w:t>端计算</w:t>
+      </w:r>
+      <w:proofErr w:type="gramEnd"/>
+      <w:r>
+        <w:rPr>
+          <w:rFonts w:ascii="宋体" w:eastAsia="宋体" w:hAnsi="宋体" w:hint="eastAsia"/>
+          <w:color w:val="000000" w:themeColor="text1"/>
+          <w:sz w:val="24"/>
+        </w:rPr>
+        <w:t>资源受限、模型推理速度不足、受困目标识别不准的问题，我们提出了基于无人机远程感知的局部洪灾应急信息精细提取方法，并将该方法部署在远程无人机感知系统中，</w:t>
+      </w:r>
+      <w:r>
+        <w:rPr>
+          <w:rFonts w:ascii="宋体" w:eastAsia="宋体" w:hAnsi="宋体" w:hint="eastAsia"/>
           <w:sz w:val="24"/>
         </w:rPr>
         <w:t>实现了洪水范围精细提取与洪灾受困人、车等典型目标的实时检测。</w:t>
       </w:r>
       <w:r>
         <w:rPr>
-          <w:rFonts w:hint="eastAsia" w:ascii="宋体" w:hAnsi="宋体" w:eastAsia="宋体" w:cs="宋体"/>
-          <w:lang w:val="en-US" w:eastAsia="zh-CN"/>
+          <w:rFonts w:ascii="宋体" w:eastAsia="宋体" w:hAnsi="宋体" w:cs="宋体" w:hint="eastAsia"/>
         </w:rPr>
         <w:t xml:space="preserve">                 </w:t>
       </w:r>
     </w:p>
     <w:tbl>
       <w:tblPr>
-        <w:tblStyle w:val="8"/>
+        <w:tblStyle w:val="ab"/>
         <w:tblW w:w="0" w:type="auto"/>
         <w:jc w:val="center"/>
         <w:tblBorders>
-          <w:top w:val="none" w:color="auto" w:sz="0" w:space="0"/>
-          <w:left w:val="none" w:color="auto" w:sz="0" w:space="0"/>
-          <w:bottom w:val="none" w:color="auto" w:sz="0" w:space="0"/>
-          <w:right w:val="none" w:color="auto" w:sz="0" w:space="0"/>
-          <w:insideH w:val="none" w:color="auto" w:sz="0" w:space="0"/>
-          <w:insideV w:val="none" w:color="auto" w:sz="0" w:space="0"/>
+          <w:top w:val="none" w:sz="0" w:space="0" w:color="auto"/>
+          <w:left w:val="none" w:sz="0" w:space="0" w:color="auto"/>
+          <w:bottom w:val="none" w:sz="0" w:space="0" w:color="auto"/>
+          <w:right w:val="none" w:sz="0" w:space="0" w:color="auto"/>
+          <w:insideH w:val="none" w:sz="0" w:space="0" w:color="auto"/>
+          <w:insideV w:val="none" w:sz="0" w:space="0" w:color="auto"/>
         </w:tblBorders>
-        <w:tblLayout w:type="autofit"/>
-        <w:tblCellMar>
-          <w:left w:w="108" w:type="dxa"/>
-          <w:right w:w="108" w:type="dxa"/>
-        </w:tblCellMar>
+        <w:tblLook w:val="04A0" w:firstRow="1" w:lastRow="0" w:firstColumn="1" w:lastColumn="0" w:noHBand="0" w:noVBand="1"/>
       </w:tblPr>
       <w:tblGrid>
-        <w:gridCol w:w="4496"/>
-        <w:gridCol w:w="4026"/>
+        <w:gridCol w:w="4460"/>
+        <w:gridCol w:w="3846"/>
       </w:tblGrid>
       <w:tr>
-        <w:tblPrEx>
-          <w:tblBorders>
-            <w:top w:val="none" w:color="auto" w:sz="0" w:space="0"/>
-            <w:left w:val="none" w:color="auto" w:sz="0" w:space="0"/>
-            <w:bottom w:val="none" w:color="auto" w:sz="0" w:space="0"/>
-            <w:right w:val="none" w:color="auto" w:sz="0" w:space="0"/>
-            <w:insideH w:val="none" w:color="auto" w:sz="0" w:space="0"/>
-            <w:insideV w:val="none" w:color="auto" w:sz="0" w:space="0"/>
-          </w:tblBorders>
-          <w:tblCellMar>
-            <w:left w:w="108" w:type="dxa"/>
-            <w:right w:w="108" w:type="dxa"/>
-          </w:tblCellMar>
-        </w:tblPrEx>
         <w:trPr>
           <w:jc w:val="center"/>
         </w:trPr>
@@ -523,15 +649,17 @@
           <w:p>
             <w:pPr>
               <w:spacing w:line="360" w:lineRule="auto"/>
-              <w:jc w:val="both"/>
               <w:rPr>
-                <w:rFonts w:hint="eastAsia" w:ascii="宋体" w:hAnsi="宋体" w:eastAsia="宋体" w:cs="宋体"/>
-                <w:vertAlign w:val="baseline"/>
+                <w:rFonts w:ascii="宋体" w:eastAsia="宋体" w:hAnsi="宋体" w:cs="宋体" w:hint="eastAsia"/>
               </w:rPr>
             </w:pPr>
             <w:r>
+              <w:rPr>
+                <w:noProof/>
+              </w:rPr>
+              <w:lastRenderedPageBreak/>
               <w:drawing>
-                <wp:inline distT="0" distB="0" distL="0" distR="0">
+                <wp:inline distT="0" distB="0" distL="0" distR="0" wp14:anchorId="536185B4" wp14:editId="5F532FFE">
                   <wp:extent cx="2706370" cy="1974215"/>
                   <wp:effectExtent l="0" t="0" r="11430" b="6985"/>
                   <wp:docPr id="1" name="图片 1"/>
@@ -548,7 +676,7 @@
                           </pic:cNvPicPr>
                         </pic:nvPicPr>
                         <pic:blipFill>
-                          <a:blip r:embed="rId5"/>
+                          <a:blip r:embed="rId6"/>
                           <a:stretch>
                             <a:fillRect/>
                           </a:stretch>
@@ -577,20 +705,18 @@
           <w:p>
             <w:pPr>
               <w:spacing w:line="360" w:lineRule="auto"/>
-              <w:jc w:val="both"/>
               <w:rPr>
-                <w:rFonts w:hint="eastAsia" w:ascii="宋体" w:hAnsi="宋体" w:eastAsia="宋体" w:cs="宋体"/>
-                <w:vertAlign w:val="baseline"/>
+                <w:rFonts w:ascii="宋体" w:eastAsia="宋体" w:hAnsi="宋体" w:cs="宋体" w:hint="eastAsia"/>
               </w:rPr>
             </w:pPr>
             <w:r>
               <w:rPr>
-                <w:rFonts w:hint="eastAsia" w:ascii="宋体" w:hAnsi="宋体" w:eastAsia="宋体"/>
+                <w:rFonts w:ascii="宋体" w:eastAsia="宋体" w:hAnsi="宋体" w:hint="eastAsia"/>
+                <w:noProof/>
                 <w:sz w:val="24"/>
-                <w:lang w:eastAsia="zh-CN"/>
               </w:rPr>
               <w:drawing>
-                <wp:inline distT="0" distB="0" distL="114300" distR="114300">
+                <wp:inline distT="0" distB="0" distL="114300" distR="114300" wp14:anchorId="156508CE" wp14:editId="600F7F08">
                   <wp:extent cx="2317750" cy="1974850"/>
                   <wp:effectExtent l="0" t="0" r="6350" b="6350"/>
                   <wp:docPr id="2" name="图片 2" descr="1-3"/>
@@ -607,7 +733,7 @@
                           </pic:cNvPicPr>
                         </pic:nvPicPr>
                         <pic:blipFill>
-                          <a:blip r:embed="rId6"/>
+                          <a:blip r:embed="rId7"/>
                           <a:stretch>
                             <a:fillRect/>
                           </a:stretch>
@@ -631,20 +757,6 @@
         </w:tc>
       </w:tr>
       <w:tr>
-        <w:tblPrEx>
-          <w:tblBorders>
-            <w:top w:val="none" w:color="auto" w:sz="0" w:space="0"/>
-            <w:left w:val="none" w:color="auto" w:sz="0" w:space="0"/>
-            <w:bottom w:val="none" w:color="auto" w:sz="0" w:space="0"/>
-            <w:right w:val="none" w:color="auto" w:sz="0" w:space="0"/>
-            <w:insideH w:val="none" w:color="auto" w:sz="0" w:space="0"/>
-            <w:insideV w:val="none" w:color="auto" w:sz="0" w:space="0"/>
-          </w:tblBorders>
-          <w:tblCellMar>
-            <w:left w:w="108" w:type="dxa"/>
-            <w:right w:w="108" w:type="dxa"/>
-          </w:tblCellMar>
-        </w:tblPrEx>
         <w:trPr>
           <w:jc w:val="center"/>
         </w:trPr>
@@ -657,25 +769,24 @@
               <w:spacing w:line="360" w:lineRule="auto"/>
               <w:jc w:val="center"/>
               <w:rPr>
-                <w:rFonts w:hint="eastAsia" w:ascii="宋体" w:hAnsi="宋体" w:eastAsia="宋体" w:cs="宋体"/>
-                <w:vertAlign w:val="baseline"/>
+                <w:rFonts w:ascii="宋体" w:eastAsia="宋体" w:hAnsi="宋体" w:cs="宋体" w:hint="eastAsia"/>
               </w:rPr>
             </w:pPr>
             <w:r>
               <w:rPr>
-                <w:rFonts w:hint="eastAsia" w:ascii="宋体" w:hAnsi="宋体" w:eastAsia="宋体" w:cs="宋体"/>
+                <w:rFonts w:ascii="宋体" w:eastAsia="宋体" w:hAnsi="宋体" w:cs="宋体" w:hint="eastAsia"/>
               </w:rPr>
               <w:t>(</w:t>
             </w:r>
             <w:r>
               <w:rPr>
-                <w:rFonts w:ascii="宋体" w:hAnsi="宋体" w:eastAsia="宋体" w:cs="宋体"/>
+                <w:rFonts w:ascii="宋体" w:eastAsia="宋体" w:hAnsi="宋体" w:cs="宋体"/>
               </w:rPr>
               <w:t>a)</w:t>
             </w:r>
             <w:r>
               <w:rPr>
-                <w:rFonts w:hint="eastAsia" w:ascii="宋体" w:hAnsi="宋体" w:eastAsia="宋体" w:cs="宋体"/>
+                <w:rFonts w:ascii="宋体" w:eastAsia="宋体" w:hAnsi="宋体" w:cs="宋体" w:hint="eastAsia"/>
               </w:rPr>
               <w:t>广西浦北部署点</w:t>
             </w:r>
@@ -690,25 +801,24 @@
               <w:spacing w:line="360" w:lineRule="auto"/>
               <w:jc w:val="center"/>
               <w:rPr>
-                <w:rFonts w:hint="eastAsia" w:ascii="宋体" w:hAnsi="宋体" w:eastAsia="宋体" w:cs="宋体"/>
-                <w:vertAlign w:val="baseline"/>
+                <w:rFonts w:ascii="宋体" w:eastAsia="宋体" w:hAnsi="宋体" w:cs="宋体" w:hint="eastAsia"/>
               </w:rPr>
             </w:pPr>
             <w:r>
               <w:rPr>
-                <w:rFonts w:hint="eastAsia" w:ascii="宋体" w:hAnsi="宋体" w:eastAsia="宋体" w:cs="宋体"/>
+                <w:rFonts w:ascii="宋体" w:eastAsia="宋体" w:hAnsi="宋体" w:cs="宋体" w:hint="eastAsia"/>
               </w:rPr>
               <w:t>(</w:t>
             </w:r>
             <w:r>
               <w:rPr>
-                <w:rFonts w:ascii="宋体" w:hAnsi="宋体" w:eastAsia="宋体" w:cs="宋体"/>
+                <w:rFonts w:ascii="宋体" w:eastAsia="宋体" w:hAnsi="宋体" w:cs="宋体"/>
               </w:rPr>
               <w:t>b)</w:t>
             </w:r>
             <w:r>
               <w:rPr>
-                <w:rFonts w:hint="eastAsia" w:ascii="宋体" w:hAnsi="宋体" w:eastAsia="宋体" w:cs="宋体"/>
+                <w:rFonts w:ascii="宋体" w:eastAsia="宋体" w:hAnsi="宋体" w:cs="宋体" w:hint="eastAsia"/>
               </w:rPr>
               <w:t>无人机影像受灾目标监测结果</w:t>
             </w:r>
@@ -719,9 +829,8 @@
     <w:p>
       <w:pPr>
         <w:spacing w:line="360" w:lineRule="auto"/>
-        <w:jc w:val="both"/>
-        <w:rPr>
-          <w:rFonts w:hint="eastAsia" w:ascii="宋体" w:hAnsi="宋体" w:eastAsia="宋体" w:cs="宋体"/>
+        <w:rPr>
+          <w:rFonts w:ascii="宋体" w:eastAsia="宋体" w:hAnsi="宋体" w:cs="宋体" w:hint="eastAsia"/>
         </w:rPr>
       </w:pPr>
     </w:p>
@@ -730,12 +839,12 @@
         <w:spacing w:line="336" w:lineRule="auto"/>
         <w:jc w:val="center"/>
         <w:rPr>
-          <w:rFonts w:ascii="宋体" w:hAnsi="宋体" w:eastAsia="宋体" w:cs="宋体"/>
-        </w:rPr>
-      </w:pPr>
-      <w:r>
-        <w:rPr>
-          <w:rFonts w:hint="eastAsia" w:ascii="宋体" w:hAnsi="宋体" w:eastAsia="宋体" w:cs="宋体"/>
+          <w:rFonts w:ascii="宋体" w:eastAsia="宋体" w:hAnsi="宋体" w:cs="宋体" w:hint="eastAsia"/>
+        </w:rPr>
+      </w:pPr>
+      <w:r>
+        <w:rPr>
+          <w:rFonts w:ascii="宋体" w:eastAsia="宋体" w:hAnsi="宋体" w:cs="宋体" w:hint="eastAsia"/>
         </w:rPr>
         <w:t>图4 广西壮族自治区钦州市浦北县远程无人机感知系统</w:t>
       </w:r>
@@ -744,14 +853,14 @@
       <w:pPr>
         <w:spacing w:line="336" w:lineRule="auto"/>
         <w:rPr>
-          <w:rFonts w:ascii="宋体" w:hAnsi="宋体" w:eastAsia="宋体"/>
+          <w:rFonts w:ascii="宋体" w:eastAsia="宋体" w:hAnsi="宋体" w:hint="eastAsia"/>
           <w:b/>
           <w:sz w:val="24"/>
         </w:rPr>
       </w:pPr>
       <w:r>
         <w:rPr>
-          <w:rFonts w:ascii="宋体" w:hAnsi="宋体" w:eastAsia="宋体"/>
+          <w:rFonts w:ascii="宋体" w:eastAsia="宋体" w:hAnsi="宋体"/>
           <w:b/>
           <w:sz w:val="24"/>
         </w:rPr>
@@ -759,7 +868,7 @@
       </w:r>
       <w:r>
         <w:rPr>
-          <w:rFonts w:hint="eastAsia" w:ascii="宋体" w:hAnsi="宋体" w:eastAsia="宋体"/>
+          <w:rFonts w:ascii="宋体" w:eastAsia="宋体" w:hAnsi="宋体" w:hint="eastAsia"/>
           <w:b/>
           <w:sz w:val="24"/>
         </w:rPr>
@@ -769,85 +878,85 @@
     <w:p>
       <w:pPr>
         <w:spacing w:line="336" w:lineRule="auto"/>
-        <w:ind w:firstLine="480" w:firstLineChars="200"/>
-        <w:rPr>
-          <w:rFonts w:ascii="宋体" w:hAnsi="宋体" w:eastAsia="宋体"/>
-          <w:sz w:val="24"/>
-        </w:rPr>
-      </w:pPr>
-      <w:r>
-        <w:rPr>
-          <w:rFonts w:hint="eastAsia" w:ascii="宋体" w:hAnsi="宋体" w:eastAsia="宋体"/>
+        <w:ind w:firstLineChars="200" w:firstLine="480"/>
+        <w:rPr>
+          <w:rFonts w:ascii="宋体" w:eastAsia="宋体" w:hAnsi="宋体" w:hint="eastAsia"/>
+          <w:sz w:val="24"/>
+        </w:rPr>
+      </w:pPr>
+      <w:r>
+        <w:rPr>
+          <w:rFonts w:ascii="宋体" w:eastAsia="宋体" w:hAnsi="宋体" w:hint="eastAsia"/>
           <w:sz w:val="24"/>
         </w:rPr>
         <w:t>航空遥感已成为洪涝灾害监测的常态化手段，</w:t>
       </w:r>
       <w:r>
         <w:rPr>
-          <w:rFonts w:ascii="宋体" w:hAnsi="宋体" w:eastAsia="宋体"/>
+          <w:rFonts w:ascii="宋体" w:eastAsia="宋体" w:hAnsi="宋体"/>
           <w:sz w:val="24"/>
         </w:rPr>
         <w:t>联合多模态</w:t>
       </w:r>
       <w:r>
         <w:rPr>
-          <w:rFonts w:hint="eastAsia" w:ascii="宋体" w:hAnsi="宋体" w:eastAsia="宋体"/>
+          <w:rFonts w:ascii="宋体" w:eastAsia="宋体" w:hAnsi="宋体" w:hint="eastAsia"/>
           <w:sz w:val="24"/>
         </w:rPr>
         <w:t>遥感</w:t>
       </w:r>
       <w:r>
         <w:rPr>
-          <w:rFonts w:ascii="宋体" w:hAnsi="宋体" w:eastAsia="宋体"/>
+          <w:rFonts w:ascii="宋体" w:eastAsia="宋体" w:hAnsi="宋体"/>
           <w:sz w:val="24"/>
         </w:rPr>
         <w:t>影像进行洪灾应急信息提取工作，在</w:t>
       </w:r>
       <w:r>
         <w:rPr>
-          <w:rFonts w:hint="eastAsia" w:ascii="宋体" w:hAnsi="宋体" w:eastAsia="宋体"/>
+          <w:rFonts w:ascii="宋体" w:eastAsia="宋体" w:hAnsi="宋体" w:hint="eastAsia"/>
           <w:sz w:val="24"/>
         </w:rPr>
         <w:t>洪涝灾前预警分析、灾中</w:t>
       </w:r>
       <w:r>
         <w:rPr>
-          <w:rFonts w:ascii="宋体" w:hAnsi="宋体" w:eastAsia="宋体"/>
+          <w:rFonts w:ascii="宋体" w:eastAsia="宋体" w:hAnsi="宋体"/>
           <w:sz w:val="24"/>
         </w:rPr>
         <w:t>应急自动制图、灾后损失评估的智能化遥感空间信息服务能力还有很大提升空间。</w:t>
       </w:r>
       <w:r>
         <w:rPr>
-          <w:rFonts w:hint="eastAsia" w:ascii="宋体" w:hAnsi="宋体" w:eastAsia="宋体"/>
+          <w:rFonts w:ascii="宋体" w:eastAsia="宋体" w:hAnsi="宋体" w:hint="eastAsia"/>
           <w:sz w:val="24"/>
         </w:rPr>
         <w:t>随着</w:t>
       </w:r>
       <w:r>
         <w:rPr>
-          <w:rFonts w:ascii="宋体" w:hAnsi="宋体" w:eastAsia="宋体"/>
+          <w:rFonts w:ascii="宋体" w:eastAsia="宋体" w:hAnsi="宋体"/>
           <w:sz w:val="24"/>
         </w:rPr>
         <w:t>先进的遥感大数据、多源异构时空数据融合</w:t>
       </w:r>
       <w:r>
         <w:rPr>
-          <w:rFonts w:hint="eastAsia" w:ascii="宋体" w:hAnsi="宋体" w:eastAsia="宋体"/>
+          <w:rFonts w:ascii="宋体" w:eastAsia="宋体" w:hAnsi="宋体" w:hint="eastAsia"/>
           <w:sz w:val="24"/>
         </w:rPr>
         <w:t>等</w:t>
       </w:r>
       <w:r>
         <w:rPr>
-          <w:rFonts w:ascii="宋体" w:hAnsi="宋体" w:eastAsia="宋体"/>
+          <w:rFonts w:ascii="宋体" w:eastAsia="宋体" w:hAnsi="宋体"/>
           <w:sz w:val="24"/>
         </w:rPr>
         <w:t>技术</w:t>
       </w:r>
       <w:r>
         <w:rPr>
-          <w:rFonts w:hint="eastAsia" w:ascii="宋体" w:hAnsi="宋体" w:eastAsia="宋体"/>
+          <w:rFonts w:ascii="宋体" w:eastAsia="宋体" w:hAnsi="宋体" w:hint="eastAsia"/>
           <w:sz w:val="24"/>
         </w:rPr>
         <w:t>的迅猛发展，洪涝灾害监测未来将围绕以下几个方面蓬勃发展：</w:t>
@@ -856,29 +965,29 @@
     <w:p>
       <w:pPr>
         <w:spacing w:line="336" w:lineRule="auto"/>
-        <w:ind w:firstLine="480" w:firstLineChars="200"/>
-        <w:rPr>
-          <w:rFonts w:ascii="宋体" w:hAnsi="宋体" w:eastAsia="宋体"/>
-          <w:sz w:val="24"/>
-        </w:rPr>
-      </w:pPr>
-      <w:r>
-        <w:rPr>
-          <w:rFonts w:hint="eastAsia" w:ascii="宋体" w:hAnsi="宋体" w:eastAsia="宋体"/>
+        <w:ind w:firstLineChars="200" w:firstLine="480"/>
+        <w:rPr>
+          <w:rFonts w:ascii="宋体" w:eastAsia="宋体" w:hAnsi="宋体" w:hint="eastAsia"/>
+          <w:sz w:val="24"/>
+        </w:rPr>
+      </w:pPr>
+      <w:r>
+        <w:rPr>
+          <w:rFonts w:ascii="宋体" w:eastAsia="宋体" w:hAnsi="宋体" w:hint="eastAsia"/>
           <w:sz w:val="24"/>
         </w:rPr>
         <w:t>（</w:t>
       </w:r>
       <w:r>
         <w:rPr>
-          <w:rFonts w:ascii="宋体" w:hAnsi="宋体" w:eastAsia="宋体"/>
+          <w:rFonts w:ascii="宋体" w:eastAsia="宋体" w:hAnsi="宋体"/>
           <w:sz w:val="24"/>
         </w:rPr>
         <w:t>1</w:t>
       </w:r>
       <w:r>
         <w:rPr>
-          <w:rFonts w:hint="eastAsia" w:ascii="宋体" w:hAnsi="宋体" w:eastAsia="宋体"/>
+          <w:rFonts w:ascii="宋体" w:eastAsia="宋体" w:hAnsi="宋体" w:hint="eastAsia"/>
           <w:sz w:val="24"/>
         </w:rPr>
         <w:t>）协同多平台无人系统，提升洪涝实时应急响应能力。利用无人机集群、无人船、水下无人潜行器、地面无人值守观测平台等无人系统多源遥感协同监测手段，增强对山洪、水利设施安全隐患、水下管涌渗漏点等传统遥感关注不多的监测能力。</w:t>
@@ -887,26 +996,42 @@
     <w:p>
       <w:pPr>
         <w:spacing w:line="336" w:lineRule="auto"/>
-        <w:ind w:firstLine="480" w:firstLineChars="200"/>
-        <w:rPr>
-          <w:rFonts w:ascii="宋体" w:hAnsi="宋体" w:eastAsia="宋体"/>
-          <w:sz w:val="24"/>
-        </w:rPr>
-      </w:pPr>
-      <w:r>
-        <w:rPr>
-          <w:rFonts w:hint="eastAsia" w:ascii="宋体" w:hAnsi="宋体" w:eastAsia="宋体"/>
-          <w:sz w:val="24"/>
-        </w:rPr>
-        <w:t>（2）加快遥感与人工智能的紧耦合，提升洪涝灾害遥感信息服务能力。目前无论是洪涝灾损信息的提取还是平时隐患点提取分析，都主要依靠人工方式，人工智能大模型包括遥感大模型、视觉大模型、语言大模型等，为多样化的遥感数据全自动提取提供了可能。</w:t>
+        <w:ind w:firstLineChars="200" w:firstLine="480"/>
+        <w:rPr>
+          <w:rFonts w:ascii="宋体" w:eastAsia="宋体" w:hAnsi="宋体" w:hint="eastAsia"/>
+          <w:sz w:val="24"/>
+        </w:rPr>
+      </w:pPr>
+      <w:r>
+        <w:rPr>
+          <w:rFonts w:ascii="宋体" w:eastAsia="宋体" w:hAnsi="宋体" w:hint="eastAsia"/>
+          <w:sz w:val="24"/>
+        </w:rPr>
+        <w:t>（2）加快遥感与人工智能的紧耦合，提升洪涝灾害遥感信息服务能力。目前无论是洪涝灾</w:t>
+      </w:r>
+      <w:proofErr w:type="gramStart"/>
+      <w:r>
+        <w:rPr>
+          <w:rFonts w:ascii="宋体" w:eastAsia="宋体" w:hAnsi="宋体" w:hint="eastAsia"/>
+          <w:sz w:val="24"/>
+        </w:rPr>
+        <w:t>损信息</w:t>
+      </w:r>
+      <w:proofErr w:type="gramEnd"/>
+      <w:r>
+        <w:rPr>
+          <w:rFonts w:ascii="宋体" w:eastAsia="宋体" w:hAnsi="宋体" w:hint="eastAsia"/>
+          <w:sz w:val="24"/>
+        </w:rPr>
+        <w:t>的提取还是平时隐患点提取分析，都主要依靠人工方式，人工智能大模型包括遥感大模型、视觉大模型、语言大模型等，为多样化的遥感数据全自动提取提供了可能。</w:t>
       </w:r>
     </w:p>
     <w:p>
       <w:pPr>
         <w:spacing w:line="336" w:lineRule="auto"/>
-        <w:ind w:firstLine="480" w:firstLineChars="200"/>
-        <w:rPr>
-          <w:rFonts w:hint="eastAsia" w:ascii="宋体" w:hAnsi="宋体" w:eastAsia="宋体"/>
+        <w:ind w:firstLineChars="200" w:firstLine="480"/>
+        <w:rPr>
+          <w:rFonts w:ascii="宋体" w:eastAsia="宋体" w:hAnsi="宋体" w:hint="eastAsia"/>
           <w:sz w:val="24"/>
         </w:rPr>
       </w:pPr>
@@ -914,302 +1039,429 @@
     <w:sectPr>
       <w:pgSz w:w="11906" w:h="16838"/>
       <w:pgMar w:top="1440" w:right="1800" w:bottom="1440" w:left="1800" w:header="851" w:footer="992" w:gutter="0"/>
-      <w:cols w:space="425" w:num="1"/>
-      <w:docGrid w:type="lines" w:linePitch="312" w:charSpace="0"/>
+      <w:cols w:space="425"/>
+      <w:docGrid w:type="lines" w:linePitch="312"/>
     </w:sectPr>
   </w:body>
 </w:document>
 </file>
 
 <file path=word/styles.xml><?xml version="1.0" encoding="utf-8"?>
-<w:styles xmlns:mc="http://schemas.openxmlformats.org/markup-compatibility/2006" xmlns:o="urn:schemas-microsoft-com:office:office" xmlns:r="http://schemas.openxmlformats.org/officeDocument/2006/relationships" xmlns:m="http://schemas.openxmlformats.org/officeDocument/2006/math" xmlns:v="urn:schemas-microsoft-com:vml" xmlns:w="http://schemas.openxmlformats.org/wordprocessingml/2006/main" xmlns:w14="http://schemas.microsoft.com/office/word/2010/wordml" xmlns:w10="urn:schemas-microsoft-com:office:word" xmlns:sl="http://schemas.openxmlformats.org/schemaLibrary/2006/main" xmlns:wpsCustomData="http://www.wps.cn/officeDocument/2013/wpsCustomData" mc:Ignorable="w14">
+<w:styles xmlns:mc="http://schemas.openxmlformats.org/markup-compatibility/2006" xmlns:r="http://schemas.openxmlformats.org/officeDocument/2006/relationships" xmlns:w="http://schemas.openxmlformats.org/wordprocessingml/2006/main" xmlns:w14="http://schemas.microsoft.com/office/word/2010/wordml" xmlns:w15="http://schemas.microsoft.com/office/word/2012/wordml" xmlns:w16cex="http://schemas.microsoft.com/office/word/2018/wordml/cex" xmlns:w16cid="http://schemas.microsoft.com/office/word/2016/wordml/cid" xmlns:w16="http://schemas.microsoft.com/office/word/2018/wordml" xmlns:w16du="http://schemas.microsoft.com/office/word/2023/wordml/word16du" xmlns:w16sdtdh="http://schemas.microsoft.com/office/word/2020/wordml/sdtdatahash" xmlns:w16sdtfl="http://schemas.microsoft.com/office/word/2024/wordml/sdtformatlock" xmlns:w16se="http://schemas.microsoft.com/office/word/2015/wordml/symex" mc:Ignorable="w14 w15 w16se w16cid w16 w16cex w16sdtdh w16sdtfl w16du">
   <w:docDefaults>
     <w:rPrDefault>
       <w:rPr>
-        <w:rFonts w:ascii="Times New Roman" w:hAnsi="Times New Roman" w:eastAsia="宋体" w:cs="Times New Roman"/>
+        <w:rFonts w:ascii="Times New Roman" w:eastAsia="宋体" w:hAnsi="Times New Roman" w:cs="Times New Roman"/>
+        <w:lang w:val="en-US" w:eastAsia="zh-CN" w:bidi="ar-SA"/>
       </w:rPr>
     </w:rPrDefault>
     <w:pPrDefault/>
   </w:docDefaults>
-  <w:latentStyles w:count="260" w:defQFormat="0" w:defUnhideWhenUsed="1" w:defSemiHidden="1" w:defUIPriority="99" w:defLockedState="0">
-    <w:lsdException w:qFormat="1" w:unhideWhenUsed="0" w:uiPriority="0" w:semiHidden="0" w:name="Normal"/>
-    <w:lsdException w:qFormat="1" w:unhideWhenUsed="0" w:uiPriority="9" w:semiHidden="0" w:name="heading 1"/>
-    <w:lsdException w:qFormat="1" w:uiPriority="9" w:name="heading 2"/>
-    <w:lsdException w:qFormat="1" w:uiPriority="9" w:name="heading 3"/>
-    <w:lsdException w:qFormat="1" w:uiPriority="9" w:name="heading 4"/>
-    <w:lsdException w:qFormat="1" w:uiPriority="9" w:name="heading 5"/>
-    <w:lsdException w:qFormat="1" w:uiPriority="9" w:name="heading 6"/>
-    <w:lsdException w:qFormat="1" w:uiPriority="9" w:name="heading 7"/>
-    <w:lsdException w:qFormat="1" w:uiPriority="9" w:name="heading 8"/>
-    <w:lsdException w:qFormat="1" w:uiPriority="9" w:name="heading 9"/>
-    <w:lsdException w:uiPriority="99" w:name="index 1"/>
-    <w:lsdException w:uiPriority="99" w:name="index 2"/>
-    <w:lsdException w:uiPriority="99" w:name="index 3"/>
-    <w:lsdException w:uiPriority="99" w:name="index 4"/>
-    <w:lsdException w:uiPriority="99" w:name="index 5"/>
-    <w:lsdException w:uiPriority="99" w:name="index 6"/>
-    <w:lsdException w:uiPriority="99" w:name="index 7"/>
-    <w:lsdException w:uiPriority="99" w:name="index 8"/>
-    <w:lsdException w:uiPriority="99" w:name="index 9"/>
-    <w:lsdException w:uiPriority="39" w:name="toc 1"/>
-    <w:lsdException w:uiPriority="39" w:name="toc 2"/>
-    <w:lsdException w:uiPriority="39" w:name="toc 3"/>
-    <w:lsdException w:uiPriority="39" w:name="toc 4"/>
-    <w:lsdException w:uiPriority="39" w:name="toc 5"/>
-    <w:lsdException w:uiPriority="39" w:name="toc 6"/>
-    <w:lsdException w:uiPriority="39" w:name="toc 7"/>
-    <w:lsdException w:uiPriority="39" w:name="toc 8"/>
-    <w:lsdException w:uiPriority="39" w:name="toc 9"/>
-    <w:lsdException w:uiPriority="99" w:name="Normal Indent"/>
-    <w:lsdException w:uiPriority="99" w:name="footnote text"/>
-    <w:lsdException w:uiPriority="99" w:name="annotation text"/>
-    <w:lsdException w:qFormat="1" w:uiPriority="99" w:semiHidden="0" w:name="header"/>
-    <w:lsdException w:uiPriority="99" w:semiHidden="0" w:name="footer"/>
-    <w:lsdException w:uiPriority="99" w:name="index heading"/>
-    <w:lsdException w:qFormat="1" w:uiPriority="35" w:name="caption"/>
-    <w:lsdException w:uiPriority="99" w:name="table of figures"/>
-    <w:lsdException w:uiPriority="99" w:name="envelope address"/>
-    <w:lsdException w:uiPriority="99" w:name="envelope return"/>
-    <w:lsdException w:uiPriority="99" w:name="footnote reference"/>
-    <w:lsdException w:uiPriority="99" w:name="annotation reference"/>
-    <w:lsdException w:uiPriority="99" w:name="line number"/>
-    <w:lsdException w:uiPriority="99" w:name="page number"/>
-    <w:lsdException w:uiPriority="99" w:name="endnote reference"/>
-    <w:lsdException w:uiPriority="99" w:name="endnote text"/>
-    <w:lsdException w:uiPriority="99" w:name="table of authorities"/>
-    <w:lsdException w:uiPriority="99" w:name="macro"/>
-    <w:lsdException w:uiPriority="99" w:name="toa heading"/>
-    <w:lsdException w:uiPriority="99" w:name="List"/>
-    <w:lsdException w:uiPriority="99" w:name="List Bullet"/>
-    <w:lsdException w:uiPriority="99" w:name="List Number"/>
-    <w:lsdException w:uiPriority="99" w:name="List 2"/>
-    <w:lsdException w:uiPriority="99" w:name="List 3"/>
-    <w:lsdException w:uiPriority="99" w:name="List 4"/>
-    <w:lsdException w:uiPriority="99" w:name="List 5"/>
-    <w:lsdException w:uiPriority="99" w:name="List Bullet 2"/>
-    <w:lsdException w:uiPriority="99" w:name="List Bullet 3"/>
-    <w:lsdException w:uiPriority="99" w:name="List Bullet 4"/>
-    <w:lsdException w:uiPriority="99" w:name="List Bullet 5"/>
-    <w:lsdException w:uiPriority="99" w:name="List Number 2"/>
-    <w:lsdException w:uiPriority="99" w:name="List Number 3"/>
-    <w:lsdException w:uiPriority="99" w:name="List Number 4"/>
-    <w:lsdException w:uiPriority="99" w:name="List Number 5"/>
-    <w:lsdException w:qFormat="1" w:unhideWhenUsed="0" w:uiPriority="10" w:semiHidden="0" w:name="Title"/>
-    <w:lsdException w:uiPriority="99" w:name="Closing"/>
-    <w:lsdException w:uiPriority="99" w:name="Signature"/>
-    <w:lsdException w:uiPriority="1" w:name="Default Paragraph Font"/>
-    <w:lsdException w:uiPriority="99" w:name="Body Text"/>
-    <w:lsdException w:uiPriority="99" w:name="Body Text Indent"/>
-    <w:lsdException w:uiPriority="99" w:name="List Continue"/>
-    <w:lsdException w:uiPriority="99" w:name="List Continue 2"/>
-    <w:lsdException w:uiPriority="99" w:name="List Continue 3"/>
-    <w:lsdException w:uiPriority="99" w:name="List Continue 4"/>
-    <w:lsdException w:uiPriority="99" w:name="List Continue 5"/>
-    <w:lsdException w:uiPriority="99" w:name="Message Header"/>
-    <w:lsdException w:qFormat="1" w:unhideWhenUsed="0" w:uiPriority="11" w:semiHidden="0" w:name="Subtitle"/>
-    <w:lsdException w:uiPriority="99" w:name="Salutation"/>
-    <w:lsdException w:uiPriority="99" w:name="Date"/>
-    <w:lsdException w:uiPriority="99" w:name="Body Text First Indent"/>
-    <w:lsdException w:uiPriority="99" w:name="Body Text First Indent 2"/>
-    <w:lsdException w:uiPriority="99" w:name="Note Heading"/>
-    <w:lsdException w:uiPriority="99" w:name="Body Text 2"/>
-    <w:lsdException w:uiPriority="99" w:name="Body Text 3"/>
-    <w:lsdException w:uiPriority="99" w:name="Body Text Indent 2"/>
-    <w:lsdException w:uiPriority="99" w:name="Body Text Indent 3"/>
-    <w:lsdException w:uiPriority="99" w:name="Block Text"/>
-    <w:lsdException w:uiPriority="99" w:name="Hyperlink"/>
-    <w:lsdException w:uiPriority="99" w:name="FollowedHyperlink"/>
-    <w:lsdException w:qFormat="1" w:unhideWhenUsed="0" w:uiPriority="22" w:semiHidden="0" w:name="Strong"/>
-    <w:lsdException w:qFormat="1" w:unhideWhenUsed="0" w:uiPriority="20" w:semiHidden="0" w:name="Emphasis"/>
-    <w:lsdException w:uiPriority="99" w:name="Document Map"/>
-    <w:lsdException w:uiPriority="99" w:name="Plain Text"/>
-    <w:lsdException w:uiPriority="99" w:name="E-mail Signature"/>
-    <w:lsdException w:qFormat="1" w:uiPriority="99" w:name="Normal (Web)"/>
-    <w:lsdException w:uiPriority="99" w:name="HTML Acronym"/>
-    <w:lsdException w:uiPriority="99" w:name="HTML Address"/>
-    <w:lsdException w:uiPriority="99" w:name="HTML Cite"/>
-    <w:lsdException w:uiPriority="99" w:name="HTML Code"/>
-    <w:lsdException w:uiPriority="99" w:name="HTML Definition"/>
-    <w:lsdException w:uiPriority="99" w:name="HTML Keyboard"/>
-    <w:lsdException w:uiPriority="99" w:name="HTML Preformatted"/>
-    <w:lsdException w:uiPriority="99" w:name="HTML Sample"/>
-    <w:lsdException w:uiPriority="99" w:name="HTML Typewriter"/>
-    <w:lsdException w:uiPriority="99" w:name="HTML Variable"/>
-    <w:lsdException w:uiPriority="99" w:name="Normal Table"/>
-    <w:lsdException w:uiPriority="99" w:name="annotation subject"/>
-    <w:lsdException w:uiPriority="99" w:name="Table Simple 1"/>
-    <w:lsdException w:uiPriority="99" w:name="Table Simple 2"/>
-    <w:lsdException w:uiPriority="99" w:name="Table Simple 3"/>
-    <w:lsdException w:uiPriority="99" w:name="Table Classic 1"/>
-    <w:lsdException w:uiPriority="99" w:name="Table Classic 2"/>
-    <w:lsdException w:uiPriority="99" w:name="Table Classic 3"/>
-    <w:lsdException w:uiPriority="99" w:name="Table Classic 4"/>
-    <w:lsdException w:uiPriority="99" w:name="Table Colorful 1"/>
-    <w:lsdException w:uiPriority="99" w:name="Table Colorful 2"/>
-    <w:lsdException w:uiPriority="99" w:name="Table Colorful 3"/>
-    <w:lsdException w:uiPriority="99" w:name="Table Columns 1"/>
-    <w:lsdException w:uiPriority="99" w:name="Table Columns 2"/>
-    <w:lsdException w:uiPriority="99" w:name="Table Columns 3"/>
-    <w:lsdException w:uiPriority="99" w:name="Table Columns 4"/>
-    <w:lsdException w:uiPriority="99" w:name="Table Columns 5"/>
-    <w:lsdException w:uiPriority="99" w:name="Table Grid 1"/>
-    <w:lsdException w:uiPriority="99" w:name="Table Grid 2"/>
-    <w:lsdException w:uiPriority="99" w:name="Table Grid 3"/>
-    <w:lsdException w:uiPriority="99" w:name="Table Grid 4"/>
-    <w:lsdException w:uiPriority="99" w:name="Table Grid 5"/>
-    <w:lsdException w:uiPriority="99" w:name="Table Grid 6"/>
-    <w:lsdException w:uiPriority="99" w:name="Table Grid 7"/>
-    <w:lsdException w:uiPriority="99" w:name="Table Grid 8"/>
-    <w:lsdException w:uiPriority="99" w:name="Table List 1"/>
-    <w:lsdException w:uiPriority="99" w:name="Table List 2"/>
-    <w:lsdException w:uiPriority="99" w:name="Table List 3"/>
-    <w:lsdException w:uiPriority="99" w:name="Table List 4"/>
-    <w:lsdException w:uiPriority="99" w:name="Table List 5"/>
-    <w:lsdException w:uiPriority="99" w:name="Table List 6"/>
-    <w:lsdException w:uiPriority="99" w:name="Table List 7"/>
-    <w:lsdException w:uiPriority="99" w:name="Table List 8"/>
-    <w:lsdException w:uiPriority="99" w:name="Table 3D effects 1"/>
-    <w:lsdException w:uiPriority="99" w:name="Table 3D effects 2"/>
-    <w:lsdException w:uiPriority="99" w:name="Table 3D effects 3"/>
-    <w:lsdException w:uiPriority="99" w:name="Table Contemporary"/>
-    <w:lsdException w:uiPriority="99" w:name="Table Elegant"/>
-    <w:lsdException w:uiPriority="99" w:name="Table Professional"/>
-    <w:lsdException w:uiPriority="99" w:name="Table Subtle 1"/>
-    <w:lsdException w:uiPriority="99" w:name="Table Subtle 2"/>
-    <w:lsdException w:uiPriority="99" w:name="Table Web 1"/>
-    <w:lsdException w:uiPriority="99" w:name="Table Web 2"/>
-    <w:lsdException w:uiPriority="99" w:name="Table Web 3"/>
-    <w:lsdException w:qFormat="1" w:uiPriority="99" w:name="Balloon Text"/>
-    <w:lsdException w:unhideWhenUsed="0" w:uiPriority="39" w:semiHidden="0" w:name="Table Grid"/>
-    <w:lsdException w:uiPriority="99" w:name="Table Theme"/>
-    <w:lsdException w:unhideWhenUsed="0" w:uiPriority="60" w:semiHidden="0" w:name="Light Shading"/>
-    <w:lsdException w:unhideWhenUsed="0" w:uiPriority="61" w:semiHidden="0" w:name="Light List"/>
-    <w:lsdException w:unhideWhenUsed="0" w:uiPriority="62" w:semiHidden="0" w:name="Light Grid"/>
-    <w:lsdException w:unhideWhenUsed="0" w:uiPriority="63" w:semiHidden="0" w:name="Medium Shading 1"/>
-    <w:lsdException w:unhideWhenUsed="0" w:uiPriority="64" w:semiHidden="0" w:name="Medium Shading 2"/>
-    <w:lsdException w:unhideWhenUsed="0" w:uiPriority="65" w:semiHidden="0" w:name="Medium List 1"/>
-    <w:lsdException w:unhideWhenUsed="0" w:uiPriority="66" w:semiHidden="0" w:name="Medium List 2"/>
-    <w:lsdException w:unhideWhenUsed="0" w:uiPriority="67" w:semiHidden="0" w:name="Medium Grid 1"/>
-    <w:lsdException w:unhideWhenUsed="0" w:uiPriority="68" w:semiHidden="0" w:name="Medium Grid 2"/>
-    <w:lsdException w:unhideWhenUsed="0" w:uiPriority="69" w:semiHidden="0" w:name="Medium Grid 3"/>
-    <w:lsdException w:unhideWhenUsed="0" w:uiPriority="70" w:semiHidden="0" w:name="Dark List"/>
-    <w:lsdException w:unhideWhenUsed="0" w:uiPriority="71" w:semiHidden="0" w:name="Colorful Shading"/>
-    <w:lsdException w:unhideWhenUsed="0" w:uiPriority="72" w:semiHidden="0" w:name="Colorful List"/>
-    <w:lsdException w:unhideWhenUsed="0" w:uiPriority="73" w:semiHidden="0" w:name="Colorful Grid"/>
-    <w:lsdException w:unhideWhenUsed="0" w:uiPriority="60" w:semiHidden="0" w:name="Light Shading Accent 1"/>
-    <w:lsdException w:unhideWhenUsed="0" w:uiPriority="61" w:semiHidden="0" w:name="Light List Accent 1"/>
-    <w:lsdException w:unhideWhenUsed="0" w:uiPriority="62" w:semiHidden="0" w:name="Light Grid Accent 1"/>
-    <w:lsdException w:unhideWhenUsed="0" w:uiPriority="63" w:semiHidden="0" w:name="Medium Shading 1 Accent 1"/>
-    <w:lsdException w:unhideWhenUsed="0" w:uiPriority="64" w:semiHidden="0" w:name="Medium Shading 2 Accent 1"/>
-    <w:lsdException w:unhideWhenUsed="0" w:uiPriority="65" w:semiHidden="0" w:name="Medium List 1 Accent 1"/>
-    <w:lsdException w:qFormat="1" w:unhideWhenUsed="0" w:uiPriority="34" w:semiHidden="0" w:name="List Paragraph"/>
-    <w:lsdException w:unhideWhenUsed="0" w:uiPriority="66" w:semiHidden="0" w:name="Medium List 2 Accent 1"/>
-    <w:lsdException w:unhideWhenUsed="0" w:uiPriority="67" w:semiHidden="0" w:name="Medium Grid 1 Accent 1"/>
-    <w:lsdException w:unhideWhenUsed="0" w:uiPriority="68" w:semiHidden="0" w:name="Medium Grid 2 Accent 1"/>
-    <w:lsdException w:unhideWhenUsed="0" w:uiPriority="69" w:semiHidden="0" w:name="Medium Grid 3 Accent 1"/>
-    <w:lsdException w:unhideWhenUsed="0" w:uiPriority="70" w:semiHidden="0" w:name="Dark List Accent 1"/>
-    <w:lsdException w:unhideWhenUsed="0" w:uiPriority="71" w:semiHidden="0" w:name="Colorful Shading Accent 1"/>
-    <w:lsdException w:unhideWhenUsed="0" w:uiPriority="72" w:semiHidden="0" w:name="Colorful List Accent 1"/>
-    <w:lsdException w:unhideWhenUsed="0" w:uiPriority="73" w:semiHidden="0" w:name="Colorful Grid Accent 1"/>
-    <w:lsdException w:unhideWhenUsed="0" w:uiPriority="60" w:semiHidden="0" w:name="Light Shading Accent 2"/>
-    <w:lsdException w:unhideWhenUsed="0" w:uiPriority="61" w:semiHidden="0" w:name="Light List Accent 2"/>
-    <w:lsdException w:unhideWhenUsed="0" w:uiPriority="62" w:semiHidden="0" w:name="Light Grid Accent 2"/>
-    <w:lsdException w:unhideWhenUsed="0" w:uiPriority="63" w:semiHidden="0" w:name="Medium Shading 1 Accent 2"/>
-    <w:lsdException w:unhideWhenUsed="0" w:uiPriority="64" w:semiHidden="0" w:name="Medium Shading 2 Accent 2"/>
-    <w:lsdException w:unhideWhenUsed="0" w:uiPriority="65" w:semiHidden="0" w:name="Medium List 1 Accent 2"/>
-    <w:lsdException w:unhideWhenUsed="0" w:uiPriority="66" w:semiHidden="0" w:name="Medium List 2 Accent 2"/>
-    <w:lsdException w:unhideWhenUsed="0" w:uiPriority="67" w:semiHidden="0" w:name="Medium Grid 1 Accent 2"/>
-    <w:lsdException w:unhideWhenUsed="0" w:uiPriority="68" w:semiHidden="0" w:name="Medium Grid 2 Accent 2"/>
-    <w:lsdException w:unhideWhenUsed="0" w:uiPriority="69" w:semiHidden="0" w:name="Medium Grid 3 Accent 2"/>
-    <w:lsdException w:unhideWhenUsed="0" w:uiPriority="70" w:semiHidden="0" w:name="Dark List Accent 2"/>
-    <w:lsdException w:unhideWhenUsed="0" w:uiPriority="71" w:semiHidden="0" w:name="Colorful Shading Accent 2"/>
-    <w:lsdException w:unhideWhenUsed="0" w:uiPriority="72" w:semiHidden="0" w:name="Colorful List Accent 2"/>
-    <w:lsdException w:unhideWhenUsed="0" w:uiPriority="73" w:semiHidden="0" w:name="Colorful Grid Accent 2"/>
-    <w:lsdException w:unhideWhenUsed="0" w:uiPriority="60" w:semiHidden="0" w:name="Light Shading Accent 3"/>
-    <w:lsdException w:unhideWhenUsed="0" w:uiPriority="61" w:semiHidden="0" w:name="Light List Accent 3"/>
-    <w:lsdException w:unhideWhenUsed="0" w:uiPriority="62" w:semiHidden="0" w:name="Light Grid Accent 3"/>
-    <w:lsdException w:unhideWhenUsed="0" w:uiPriority="63" w:semiHidden="0" w:name="Medium Shading 1 Accent 3"/>
-    <w:lsdException w:unhideWhenUsed="0" w:uiPriority="64" w:semiHidden="0" w:name="Medium Shading 2 Accent 3"/>
-    <w:lsdException w:unhideWhenUsed="0" w:uiPriority="65" w:semiHidden="0" w:name="Medium List 1 Accent 3"/>
-    <w:lsdException w:unhideWhenUsed="0" w:uiPriority="66" w:semiHidden="0" w:name="Medium List 2 Accent 3"/>
-    <w:lsdException w:unhideWhenUsed="0" w:uiPriority="67" w:semiHidden="0" w:name="Medium Grid 1 Accent 3"/>
-    <w:lsdException w:unhideWhenUsed="0" w:uiPriority="68" w:semiHidden="0" w:name="Medium Grid 2 Accent 3"/>
-    <w:lsdException w:unhideWhenUsed="0" w:uiPriority="69" w:semiHidden="0" w:name="Medium Grid 3 Accent 3"/>
-    <w:lsdException w:unhideWhenUsed="0" w:uiPriority="70" w:semiHidden="0" w:name="Dark List Accent 3"/>
-    <w:lsdException w:unhideWhenUsed="0" w:uiPriority="71" w:semiHidden="0" w:name="Colorful Shading Accent 3"/>
-    <w:lsdException w:unhideWhenUsed="0" w:uiPriority="72" w:semiHidden="0" w:name="Colorful List Accent 3"/>
-    <w:lsdException w:unhideWhenUsed="0" w:uiPriority="73" w:semiHidden="0" w:name="Colorful Grid Accent 3"/>
-    <w:lsdException w:unhideWhenUsed="0" w:uiPriority="60" w:semiHidden="0" w:name="Light Shading Accent 4"/>
-    <w:lsdException w:unhideWhenUsed="0" w:uiPriority="61" w:semiHidden="0" w:name="Light List Accent 4"/>
-    <w:lsdException w:unhideWhenUsed="0" w:uiPriority="62" w:semiHidden="0" w:name="Light Grid Accent 4"/>
-    <w:lsdException w:unhideWhenUsed="0" w:uiPriority="63" w:semiHidden="0" w:name="Medium Shading 1 Accent 4"/>
-    <w:lsdException w:unhideWhenUsed="0" w:uiPriority="64" w:semiHidden="0" w:name="Medium Shading 2 Accent 4"/>
-    <w:lsdException w:unhideWhenUsed="0" w:uiPriority="65" w:semiHidden="0" w:name="Medium List 1 Accent 4"/>
-    <w:lsdException w:unhideWhenUsed="0" w:uiPriority="66" w:semiHidden="0" w:name="Medium List 2 Accent 4"/>
-    <w:lsdException w:unhideWhenUsed="0" w:uiPriority="67" w:semiHidden="0" w:name="Medium Grid 1 Accent 4"/>
-    <w:lsdException w:unhideWhenUsed="0" w:uiPriority="68" w:semiHidden="0" w:name="Medium Grid 2 Accent 4"/>
-    <w:lsdException w:unhideWhenUsed="0" w:uiPriority="69" w:semiHidden="0" w:name="Medium Grid 3 Accent 4"/>
-    <w:lsdException w:unhideWhenUsed="0" w:uiPriority="70" w:semiHidden="0" w:name="Dark List Accent 4"/>
-    <w:lsdException w:unhideWhenUsed="0" w:uiPriority="71" w:semiHidden="0" w:name="Colorful Shading Accent 4"/>
-    <w:lsdException w:unhideWhenUsed="0" w:uiPriority="72" w:semiHidden="0" w:name="Colorful List Accent 4"/>
-    <w:lsdException w:unhideWhenUsed="0" w:uiPriority="73" w:semiHidden="0" w:name="Colorful Grid Accent 4"/>
-    <w:lsdException w:unhideWhenUsed="0" w:uiPriority="60" w:semiHidden="0" w:name="Light Shading Accent 5"/>
-    <w:lsdException w:unhideWhenUsed="0" w:uiPriority="61" w:semiHidden="0" w:name="Light List Accent 5"/>
-    <w:lsdException w:unhideWhenUsed="0" w:uiPriority="62" w:semiHidden="0" w:name="Light Grid Accent 5"/>
-    <w:lsdException w:unhideWhenUsed="0" w:uiPriority="63" w:semiHidden="0" w:name="Medium Shading 1 Accent 5"/>
-    <w:lsdException w:unhideWhenUsed="0" w:uiPriority="64" w:semiHidden="0" w:name="Medium Shading 2 Accent 5"/>
-    <w:lsdException w:unhideWhenUsed="0" w:uiPriority="65" w:semiHidden="0" w:name="Medium List 1 Accent 5"/>
-    <w:lsdException w:unhideWhenUsed="0" w:uiPriority="66" w:semiHidden="0" w:name="Medium List 2 Accent 5"/>
-    <w:lsdException w:unhideWhenUsed="0" w:uiPriority="67" w:semiHidden="0" w:name="Medium Grid 1 Accent 5"/>
-    <w:lsdException w:unhideWhenUsed="0" w:uiPriority="68" w:semiHidden="0" w:name="Medium Grid 2 Accent 5"/>
-    <w:lsdException w:unhideWhenUsed="0" w:uiPriority="69" w:semiHidden="0" w:name="Medium Grid 3 Accent 5"/>
-    <w:lsdException w:unhideWhenUsed="0" w:uiPriority="70" w:semiHidden="0" w:name="Dark List Accent 5"/>
-    <w:lsdException w:unhideWhenUsed="0" w:uiPriority="71" w:semiHidden="0" w:name="Colorful Shading Accent 5"/>
-    <w:lsdException w:unhideWhenUsed="0" w:uiPriority="72" w:semiHidden="0" w:name="Colorful List Accent 5"/>
-    <w:lsdException w:unhideWhenUsed="0" w:uiPriority="73" w:semiHidden="0" w:name="Colorful Grid Accent 5"/>
-    <w:lsdException w:unhideWhenUsed="0" w:uiPriority="60" w:semiHidden="0" w:name="Light Shading Accent 6"/>
-    <w:lsdException w:unhideWhenUsed="0" w:uiPriority="61" w:semiHidden="0" w:name="Light List Accent 6"/>
-    <w:lsdException w:unhideWhenUsed="0" w:uiPriority="62" w:semiHidden="0" w:name="Light Grid Accent 6"/>
-    <w:lsdException w:unhideWhenUsed="0" w:uiPriority="63" w:semiHidden="0" w:name="Medium Shading 1 Accent 6"/>
-    <w:lsdException w:unhideWhenUsed="0" w:uiPriority="64" w:semiHidden="0" w:name="Medium Shading 2 Accent 6"/>
-    <w:lsdException w:unhideWhenUsed="0" w:uiPriority="65" w:semiHidden="0" w:name="Medium List 1 Accent 6"/>
-    <w:lsdException w:unhideWhenUsed="0" w:uiPriority="66" w:semiHidden="0" w:name="Medium List 2 Accent 6"/>
-    <w:lsdException w:unhideWhenUsed="0" w:uiPriority="67" w:semiHidden="0" w:name="Medium Grid 1 Accent 6"/>
-    <w:lsdException w:unhideWhenUsed="0" w:uiPriority="68" w:semiHidden="0" w:name="Medium Grid 2 Accent 6"/>
-    <w:lsdException w:unhideWhenUsed="0" w:uiPriority="69" w:semiHidden="0" w:name="Medium Grid 3 Accent 6"/>
-    <w:lsdException w:unhideWhenUsed="0" w:uiPriority="70" w:semiHidden="0" w:name="Dark List Accent 6"/>
-    <w:lsdException w:unhideWhenUsed="0" w:uiPriority="71" w:semiHidden="0" w:name="Colorful Shading Accent 6"/>
-    <w:lsdException w:unhideWhenUsed="0" w:uiPriority="72" w:semiHidden="0" w:name="Colorful List Accent 6"/>
-    <w:lsdException w:unhideWhenUsed="0" w:uiPriority="73" w:semiHidden="0" w:name="Colorful Grid Accent 6"/>
+  <w:latentStyles w:defLockedState="0" w:defUIPriority="99" w:defSemiHidden="0" w:defUnhideWhenUsed="0" w:defQFormat="0" w:count="376">
+    <w:lsdException w:name="Normal" w:uiPriority="0" w:qFormat="1"/>
+    <w:lsdException w:name="heading 1" w:uiPriority="9" w:qFormat="1"/>
+    <w:lsdException w:name="heading 2" w:semiHidden="1" w:uiPriority="9" w:unhideWhenUsed="1" w:qFormat="1"/>
+    <w:lsdException w:name="heading 3" w:semiHidden="1" w:uiPriority="9" w:unhideWhenUsed="1" w:qFormat="1"/>
+    <w:lsdException w:name="heading 4" w:semiHidden="1" w:uiPriority="9" w:unhideWhenUsed="1" w:qFormat="1"/>
+    <w:lsdException w:name="heading 5" w:semiHidden="1" w:uiPriority="9" w:unhideWhenUsed="1" w:qFormat="1"/>
+    <w:lsdException w:name="heading 6" w:semiHidden="1" w:uiPriority="9" w:unhideWhenUsed="1" w:qFormat="1"/>
+    <w:lsdException w:name="heading 7" w:semiHidden="1" w:uiPriority="9" w:unhideWhenUsed="1" w:qFormat="1"/>
+    <w:lsdException w:name="heading 8" w:semiHidden="1" w:uiPriority="9" w:unhideWhenUsed="1" w:qFormat="1"/>
+    <w:lsdException w:name="heading 9" w:semiHidden="1" w:uiPriority="9" w:unhideWhenUsed="1" w:qFormat="1"/>
+    <w:lsdException w:name="index 1" w:semiHidden="1" w:unhideWhenUsed="1"/>
+    <w:lsdException w:name="index 2" w:semiHidden="1" w:unhideWhenUsed="1"/>
+    <w:lsdException w:name="index 3" w:semiHidden="1" w:unhideWhenUsed="1"/>
+    <w:lsdException w:name="index 4" w:semiHidden="1" w:unhideWhenUsed="1"/>
+    <w:lsdException w:name="index 5" w:semiHidden="1" w:unhideWhenUsed="1"/>
+    <w:lsdException w:name="index 6" w:semiHidden="1" w:unhideWhenUsed="1"/>
+    <w:lsdException w:name="index 7" w:semiHidden="1" w:unhideWhenUsed="1"/>
+    <w:lsdException w:name="index 8" w:semiHidden="1" w:unhideWhenUsed="1"/>
+    <w:lsdException w:name="index 9" w:semiHidden="1" w:unhideWhenUsed="1"/>
+    <w:lsdException w:name="toc 1" w:semiHidden="1" w:uiPriority="39" w:unhideWhenUsed="1"/>
+    <w:lsdException w:name="toc 2" w:semiHidden="1" w:uiPriority="39" w:unhideWhenUsed="1"/>
+    <w:lsdException w:name="toc 3" w:semiHidden="1" w:uiPriority="39" w:unhideWhenUsed="1"/>
+    <w:lsdException w:name="toc 4" w:semiHidden="1" w:uiPriority="39" w:unhideWhenUsed="1"/>
+    <w:lsdException w:name="toc 5" w:semiHidden="1" w:uiPriority="39" w:unhideWhenUsed="1"/>
+    <w:lsdException w:name="toc 6" w:semiHidden="1" w:uiPriority="39" w:unhideWhenUsed="1"/>
+    <w:lsdException w:name="toc 7" w:semiHidden="1" w:uiPriority="39" w:unhideWhenUsed="1"/>
+    <w:lsdException w:name="toc 8" w:semiHidden="1" w:uiPriority="39" w:unhideWhenUsed="1"/>
+    <w:lsdException w:name="toc 9" w:semiHidden="1" w:uiPriority="39" w:unhideWhenUsed="1"/>
+    <w:lsdException w:name="Normal Indent" w:semiHidden="1" w:unhideWhenUsed="1"/>
+    <w:lsdException w:name="footnote text" w:semiHidden="1" w:unhideWhenUsed="1"/>
+    <w:lsdException w:name="annotation text" w:semiHidden="1" w:unhideWhenUsed="1"/>
+    <w:lsdException w:name="header" w:unhideWhenUsed="1" w:qFormat="1"/>
+    <w:lsdException w:name="footer" w:unhideWhenUsed="1"/>
+    <w:lsdException w:name="index heading" w:semiHidden="1" w:unhideWhenUsed="1"/>
+    <w:lsdException w:name="caption" w:semiHidden="1" w:uiPriority="35" w:unhideWhenUsed="1" w:qFormat="1"/>
+    <w:lsdException w:name="table of figures" w:semiHidden="1" w:unhideWhenUsed="1"/>
+    <w:lsdException w:name="envelope address" w:semiHidden="1" w:unhideWhenUsed="1"/>
+    <w:lsdException w:name="envelope return" w:semiHidden="1" w:unhideWhenUsed="1"/>
+    <w:lsdException w:name="footnote reference" w:semiHidden="1" w:unhideWhenUsed="1"/>
+    <w:lsdException w:name="annotation reference" w:semiHidden="1" w:unhideWhenUsed="1"/>
+    <w:lsdException w:name="line number" w:semiHidden="1" w:unhideWhenUsed="1"/>
+    <w:lsdException w:name="page number" w:semiHidden="1" w:unhideWhenUsed="1"/>
+    <w:lsdException w:name="endnote reference" w:semiHidden="1" w:unhideWhenUsed="1"/>
+    <w:lsdException w:name="endnote text" w:semiHidden="1" w:unhideWhenUsed="1"/>
+    <w:lsdException w:name="table of authorities" w:semiHidden="1" w:unhideWhenUsed="1"/>
+    <w:lsdException w:name="macro" w:semiHidden="1" w:unhideWhenUsed="1"/>
+    <w:lsdException w:name="toa heading" w:semiHidden="1" w:unhideWhenUsed="1"/>
+    <w:lsdException w:name="List" w:semiHidden="1" w:unhideWhenUsed="1"/>
+    <w:lsdException w:name="List Bullet" w:semiHidden="1" w:unhideWhenUsed="1"/>
+    <w:lsdException w:name="List Number" w:semiHidden="1" w:unhideWhenUsed="1"/>
+    <w:lsdException w:name="List 2" w:semiHidden="1" w:unhideWhenUsed="1"/>
+    <w:lsdException w:name="List 3" w:semiHidden="1" w:unhideWhenUsed="1"/>
+    <w:lsdException w:name="List 4" w:semiHidden="1" w:unhideWhenUsed="1"/>
+    <w:lsdException w:name="List 5" w:semiHidden="1" w:unhideWhenUsed="1"/>
+    <w:lsdException w:name="List Bullet 2" w:semiHidden="1" w:unhideWhenUsed="1"/>
+    <w:lsdException w:name="List Bullet 3" w:semiHidden="1" w:unhideWhenUsed="1"/>
+    <w:lsdException w:name="List Bullet 4" w:semiHidden="1" w:unhideWhenUsed="1"/>
+    <w:lsdException w:name="List Bullet 5" w:semiHidden="1" w:unhideWhenUsed="1"/>
+    <w:lsdException w:name="List Number 2" w:semiHidden="1" w:unhideWhenUsed="1"/>
+    <w:lsdException w:name="List Number 3" w:semiHidden="1" w:unhideWhenUsed="1"/>
+    <w:lsdException w:name="List Number 4" w:semiHidden="1" w:unhideWhenUsed="1"/>
+    <w:lsdException w:name="List Number 5" w:semiHidden="1" w:unhideWhenUsed="1"/>
+    <w:lsdException w:name="Title" w:uiPriority="10" w:qFormat="1"/>
+    <w:lsdException w:name="Closing" w:semiHidden="1" w:unhideWhenUsed="1"/>
+    <w:lsdException w:name="Signature" w:semiHidden="1" w:unhideWhenUsed="1"/>
+    <w:lsdException w:name="Default Paragraph Font" w:semiHidden="1" w:uiPriority="1" w:unhideWhenUsed="1"/>
+    <w:lsdException w:name="Body Text" w:semiHidden="1" w:unhideWhenUsed="1"/>
+    <w:lsdException w:name="Body Text Indent" w:semiHidden="1" w:unhideWhenUsed="1"/>
+    <w:lsdException w:name="List Continue" w:semiHidden="1" w:unhideWhenUsed="1"/>
+    <w:lsdException w:name="List Continue 2" w:semiHidden="1" w:unhideWhenUsed="1"/>
+    <w:lsdException w:name="List Continue 3" w:semiHidden="1" w:unhideWhenUsed="1"/>
+    <w:lsdException w:name="List Continue 4" w:semiHidden="1" w:unhideWhenUsed="1"/>
+    <w:lsdException w:name="List Continue 5" w:semiHidden="1" w:unhideWhenUsed="1"/>
+    <w:lsdException w:name="Message Header" w:semiHidden="1" w:unhideWhenUsed="1"/>
+    <w:lsdException w:name="Subtitle" w:uiPriority="11" w:qFormat="1"/>
+    <w:lsdException w:name="Salutation" w:semiHidden="1" w:unhideWhenUsed="1"/>
+    <w:lsdException w:name="Date" w:semiHidden="1" w:unhideWhenUsed="1"/>
+    <w:lsdException w:name="Body Text First Indent" w:semiHidden="1" w:unhideWhenUsed="1"/>
+    <w:lsdException w:name="Body Text First Indent 2" w:semiHidden="1" w:unhideWhenUsed="1"/>
+    <w:lsdException w:name="Note Heading" w:semiHidden="1" w:unhideWhenUsed="1"/>
+    <w:lsdException w:name="Body Text 2" w:semiHidden="1" w:unhideWhenUsed="1"/>
+    <w:lsdException w:name="Body Text 3" w:semiHidden="1" w:unhideWhenUsed="1"/>
+    <w:lsdException w:name="Body Text Indent 2" w:semiHidden="1" w:unhideWhenUsed="1"/>
+    <w:lsdException w:name="Body Text Indent 3" w:semiHidden="1" w:unhideWhenUsed="1"/>
+    <w:lsdException w:name="Block Text" w:semiHidden="1" w:unhideWhenUsed="1"/>
+    <w:lsdException w:name="Hyperlink" w:semiHidden="1" w:unhideWhenUsed="1"/>
+    <w:lsdException w:name="FollowedHyperlink" w:semiHidden="1" w:unhideWhenUsed="1"/>
+    <w:lsdException w:name="Strong" w:uiPriority="22" w:qFormat="1"/>
+    <w:lsdException w:name="Emphasis" w:uiPriority="20" w:qFormat="1"/>
+    <w:lsdException w:name="Document Map" w:semiHidden="1" w:unhideWhenUsed="1"/>
+    <w:lsdException w:name="Plain Text" w:semiHidden="1" w:unhideWhenUsed="1"/>
+    <w:lsdException w:name="E-mail Signature" w:semiHidden="1" w:unhideWhenUsed="1"/>
+    <w:lsdException w:name="HTML Top of Form" w:semiHidden="1" w:unhideWhenUsed="1"/>
+    <w:lsdException w:name="HTML Bottom of Form" w:semiHidden="1" w:unhideWhenUsed="1"/>
+    <w:lsdException w:name="Normal (Web)" w:semiHidden="1" w:unhideWhenUsed="1" w:qFormat="1"/>
+    <w:lsdException w:name="HTML Acronym" w:semiHidden="1" w:unhideWhenUsed="1"/>
+    <w:lsdException w:name="HTML Address" w:semiHidden="1" w:unhideWhenUsed="1"/>
+    <w:lsdException w:name="HTML Cite" w:semiHidden="1" w:unhideWhenUsed="1"/>
+    <w:lsdException w:name="HTML Code" w:semiHidden="1" w:unhideWhenUsed="1"/>
+    <w:lsdException w:name="HTML Definition" w:semiHidden="1" w:unhideWhenUsed="1"/>
+    <w:lsdException w:name="HTML Keyboard" w:semiHidden="1" w:unhideWhenUsed="1"/>
+    <w:lsdException w:name="HTML Preformatted" w:semiHidden="1" w:unhideWhenUsed="1"/>
+    <w:lsdException w:name="HTML Sample" w:semiHidden="1" w:unhideWhenUsed="1"/>
+    <w:lsdException w:name="HTML Typewriter" w:semiHidden="1" w:unhideWhenUsed="1"/>
+    <w:lsdException w:name="HTML Variable" w:semiHidden="1" w:unhideWhenUsed="1"/>
+    <w:lsdException w:name="Normal Table" w:semiHidden="1" w:unhideWhenUsed="1"/>
+    <w:lsdException w:name="annotation subject" w:semiHidden="1" w:unhideWhenUsed="1"/>
+    <w:lsdException w:name="No List" w:semiHidden="1" w:unhideWhenUsed="1"/>
+    <w:lsdException w:name="Outline List 1" w:semiHidden="1" w:unhideWhenUsed="1"/>
+    <w:lsdException w:name="Outline List 2" w:semiHidden="1" w:unhideWhenUsed="1"/>
+    <w:lsdException w:name="Outline List 3" w:semiHidden="1" w:unhideWhenUsed="1"/>
+    <w:lsdException w:name="Table Simple 1" w:semiHidden="1" w:unhideWhenUsed="1"/>
+    <w:lsdException w:name="Table Simple 2" w:semiHidden="1" w:unhideWhenUsed="1"/>
+    <w:lsdException w:name="Table Simple 3" w:semiHidden="1" w:unhideWhenUsed="1"/>
+    <w:lsdException w:name="Table Classic 1" w:semiHidden="1" w:unhideWhenUsed="1"/>
+    <w:lsdException w:name="Table Classic 2" w:semiHidden="1" w:unhideWhenUsed="1"/>
+    <w:lsdException w:name="Table Classic 3" w:semiHidden="1" w:unhideWhenUsed="1"/>
+    <w:lsdException w:name="Table Classic 4" w:semiHidden="1" w:unhideWhenUsed="1"/>
+    <w:lsdException w:name="Table Colorful 1" w:semiHidden="1" w:unhideWhenUsed="1"/>
+    <w:lsdException w:name="Table Colorful 2" w:semiHidden="1" w:unhideWhenUsed="1"/>
+    <w:lsdException w:name="Table Colorful 3" w:semiHidden="1" w:unhideWhenUsed="1"/>
+    <w:lsdException w:name="Table Columns 1" w:semiHidden="1" w:unhideWhenUsed="1"/>
+    <w:lsdException w:name="Table Columns 2" w:semiHidden="1" w:unhideWhenUsed="1"/>
+    <w:lsdException w:name="Table Columns 3" w:semiHidden="1" w:unhideWhenUsed="1"/>
+    <w:lsdException w:name="Table Columns 4" w:semiHidden="1" w:unhideWhenUsed="1"/>
+    <w:lsdException w:name="Table Columns 5" w:semiHidden="1" w:unhideWhenUsed="1"/>
+    <w:lsdException w:name="Table Grid 1" w:semiHidden="1" w:unhideWhenUsed="1"/>
+    <w:lsdException w:name="Table Grid 2" w:semiHidden="1" w:unhideWhenUsed="1"/>
+    <w:lsdException w:name="Table Grid 3" w:semiHidden="1" w:unhideWhenUsed="1"/>
+    <w:lsdException w:name="Table Grid 4" w:semiHidden="1" w:unhideWhenUsed="1"/>
+    <w:lsdException w:name="Table Grid 5" w:semiHidden="1" w:unhideWhenUsed="1"/>
+    <w:lsdException w:name="Table Grid 6" w:semiHidden="1" w:unhideWhenUsed="1"/>
+    <w:lsdException w:name="Table Grid 7" w:semiHidden="1" w:unhideWhenUsed="1"/>
+    <w:lsdException w:name="Table Grid 8" w:semiHidden="1" w:unhideWhenUsed="1"/>
+    <w:lsdException w:name="Table List 1" w:semiHidden="1" w:unhideWhenUsed="1"/>
+    <w:lsdException w:name="Table List 2" w:semiHidden="1" w:unhideWhenUsed="1"/>
+    <w:lsdException w:name="Table List 3" w:semiHidden="1" w:unhideWhenUsed="1"/>
+    <w:lsdException w:name="Table List 4" w:semiHidden="1" w:unhideWhenUsed="1"/>
+    <w:lsdException w:name="Table List 5" w:semiHidden="1" w:unhideWhenUsed="1"/>
+    <w:lsdException w:name="Table List 6" w:semiHidden="1" w:unhideWhenUsed="1"/>
+    <w:lsdException w:name="Table List 7" w:semiHidden="1" w:unhideWhenUsed="1"/>
+    <w:lsdException w:name="Table List 8" w:semiHidden="1" w:unhideWhenUsed="1"/>
+    <w:lsdException w:name="Table 3D effects 1" w:semiHidden="1" w:unhideWhenUsed="1"/>
+    <w:lsdException w:name="Table 3D effects 2" w:semiHidden="1" w:unhideWhenUsed="1"/>
+    <w:lsdException w:name="Table 3D effects 3" w:semiHidden="1" w:unhideWhenUsed="1"/>
+    <w:lsdException w:name="Table Contemporary" w:semiHidden="1" w:unhideWhenUsed="1"/>
+    <w:lsdException w:name="Table Elegant" w:semiHidden="1" w:unhideWhenUsed="1"/>
+    <w:lsdException w:name="Table Professional" w:semiHidden="1" w:unhideWhenUsed="1"/>
+    <w:lsdException w:name="Table Subtle 1" w:semiHidden="1" w:unhideWhenUsed="1"/>
+    <w:lsdException w:name="Table Subtle 2" w:semiHidden="1" w:unhideWhenUsed="1"/>
+    <w:lsdException w:name="Table Web 1" w:semiHidden="1" w:unhideWhenUsed="1"/>
+    <w:lsdException w:name="Table Web 2" w:semiHidden="1" w:unhideWhenUsed="1"/>
+    <w:lsdException w:name="Table Web 3" w:semiHidden="1" w:unhideWhenUsed="1"/>
+    <w:lsdException w:name="Balloon Text" w:semiHidden="1" w:unhideWhenUsed="1" w:qFormat="1"/>
+    <w:lsdException w:name="Table Grid" w:uiPriority="39"/>
+    <w:lsdException w:name="Table Theme" w:semiHidden="1" w:unhideWhenUsed="1"/>
+    <w:lsdException w:name="Placeholder Text" w:semiHidden="1" w:unhideWhenUsed="1"/>
+    <w:lsdException w:name="No Spacing" w:semiHidden="1" w:unhideWhenUsed="1"/>
+    <w:lsdException w:name="Light Shading" w:uiPriority="60"/>
+    <w:lsdException w:name="Light List" w:uiPriority="61"/>
+    <w:lsdException w:name="Light Grid" w:uiPriority="62"/>
+    <w:lsdException w:name="Medium Shading 1" w:uiPriority="63"/>
+    <w:lsdException w:name="Medium Shading 2" w:uiPriority="64"/>
+    <w:lsdException w:name="Medium List 1" w:uiPriority="65"/>
+    <w:lsdException w:name="Medium List 2" w:uiPriority="66"/>
+    <w:lsdException w:name="Medium Grid 1" w:uiPriority="67"/>
+    <w:lsdException w:name="Medium Grid 2" w:uiPriority="68"/>
+    <w:lsdException w:name="Medium Grid 3" w:uiPriority="69"/>
+    <w:lsdException w:name="Dark List" w:uiPriority="70"/>
+    <w:lsdException w:name="Colorful Shading" w:uiPriority="71"/>
+    <w:lsdException w:name="Colorful List" w:uiPriority="72"/>
+    <w:lsdException w:name="Colorful Grid" w:uiPriority="73"/>
+    <w:lsdException w:name="Light Shading Accent 1" w:uiPriority="60"/>
+    <w:lsdException w:name="Light List Accent 1" w:uiPriority="61"/>
+    <w:lsdException w:name="Light Grid Accent 1" w:uiPriority="62"/>
+    <w:lsdException w:name="Medium Shading 1 Accent 1" w:uiPriority="63"/>
+    <w:lsdException w:name="Medium Shading 2 Accent 1" w:uiPriority="64"/>
+    <w:lsdException w:name="Medium List 1 Accent 1" w:uiPriority="65"/>
+    <w:lsdException w:name="Revision" w:semiHidden="1" w:unhideWhenUsed="1"/>
+    <w:lsdException w:name="List Paragraph" w:uiPriority="34" w:qFormat="1"/>
+    <w:lsdException w:name="Quote" w:semiHidden="1" w:unhideWhenUsed="1"/>
+    <w:lsdException w:name="Intense Quote" w:semiHidden="1" w:unhideWhenUsed="1"/>
+    <w:lsdException w:name="Medium List 2 Accent 1" w:uiPriority="66"/>
+    <w:lsdException w:name="Medium Grid 1 Accent 1" w:uiPriority="67"/>
+    <w:lsdException w:name="Medium Grid 2 Accent 1" w:uiPriority="68"/>
+    <w:lsdException w:name="Medium Grid 3 Accent 1" w:uiPriority="69"/>
+    <w:lsdException w:name="Dark List Accent 1" w:uiPriority="70"/>
+    <w:lsdException w:name="Colorful Shading Accent 1" w:uiPriority="71"/>
+    <w:lsdException w:name="Colorful List Accent 1" w:uiPriority="72"/>
+    <w:lsdException w:name="Colorful Grid Accent 1" w:uiPriority="73"/>
+    <w:lsdException w:name="Light Shading Accent 2" w:uiPriority="60"/>
+    <w:lsdException w:name="Light List Accent 2" w:uiPriority="61"/>
+    <w:lsdException w:name="Light Grid Accent 2" w:uiPriority="62"/>
+    <w:lsdException w:name="Medium Shading 1 Accent 2" w:uiPriority="63"/>
+    <w:lsdException w:name="Medium Shading 2 Accent 2" w:uiPriority="64"/>
+    <w:lsdException w:name="Medium List 1 Accent 2" w:uiPriority="65"/>
+    <w:lsdException w:name="Medium List 2 Accent 2" w:uiPriority="66"/>
+    <w:lsdException w:name="Medium Grid 1 Accent 2" w:uiPriority="67"/>
+    <w:lsdException w:name="Medium Grid 2 Accent 2" w:uiPriority="68"/>
+    <w:lsdException w:name="Medium Grid 3 Accent 2" w:uiPriority="69"/>
+    <w:lsdException w:name="Dark List Accent 2" w:uiPriority="70"/>
+    <w:lsdException w:name="Colorful Shading Accent 2" w:uiPriority="71"/>
+    <w:lsdException w:name="Colorful List Accent 2" w:uiPriority="72"/>
+    <w:lsdException w:name="Colorful Grid Accent 2" w:uiPriority="73"/>
+    <w:lsdException w:name="Light Shading Accent 3" w:uiPriority="60"/>
+    <w:lsdException w:name="Light List Accent 3" w:uiPriority="61"/>
+    <w:lsdException w:name="Light Grid Accent 3" w:uiPriority="62"/>
+    <w:lsdException w:name="Medium Shading 1 Accent 3" w:uiPriority="63"/>
+    <w:lsdException w:name="Medium Shading 2 Accent 3" w:uiPriority="64"/>
+    <w:lsdException w:name="Medium List 1 Accent 3" w:uiPriority="65"/>
+    <w:lsdException w:name="Medium List 2 Accent 3" w:uiPriority="66"/>
+    <w:lsdException w:name="Medium Grid 1 Accent 3" w:uiPriority="67"/>
+    <w:lsdException w:name="Medium Grid 2 Accent 3" w:uiPriority="68"/>
+    <w:lsdException w:name="Medium Grid 3 Accent 3" w:uiPriority="69"/>
+    <w:lsdException w:name="Dark List Accent 3" w:uiPriority="70"/>
+    <w:lsdException w:name="Colorful Shading Accent 3" w:uiPriority="71"/>
+    <w:lsdException w:name="Colorful List Accent 3" w:uiPriority="72"/>
+    <w:lsdException w:name="Colorful Grid Accent 3" w:uiPriority="73"/>
+    <w:lsdException w:name="Light Shading Accent 4" w:uiPriority="60"/>
+    <w:lsdException w:name="Light List Accent 4" w:uiPriority="61"/>
+    <w:lsdException w:name="Light Grid Accent 4" w:uiPriority="62"/>
+    <w:lsdException w:name="Medium Shading 1 Accent 4" w:uiPriority="63"/>
+    <w:lsdException w:name="Medium Shading 2 Accent 4" w:uiPriority="64"/>
+    <w:lsdException w:name="Medium List 1 Accent 4" w:uiPriority="65"/>
+    <w:lsdException w:name="Medium List 2 Accent 4" w:uiPriority="66"/>
+    <w:lsdException w:name="Medium Grid 1 Accent 4" w:uiPriority="67"/>
+    <w:lsdException w:name="Medium Grid 2 Accent 4" w:uiPriority="68"/>
+    <w:lsdException w:name="Medium Grid 3 Accent 4" w:uiPriority="69"/>
+    <w:lsdException w:name="Dark List Accent 4" w:uiPriority="70"/>
+    <w:lsdException w:name="Colorful Shading Accent 4" w:uiPriority="71"/>
+    <w:lsdException w:name="Colorful List Accent 4" w:uiPriority="72"/>
+    <w:lsdException w:name="Colorful Grid Accent 4" w:uiPriority="73"/>
+    <w:lsdException w:name="Light Shading Accent 5" w:uiPriority="60"/>
+    <w:lsdException w:name="Light List Accent 5" w:uiPriority="61"/>
+    <w:lsdException w:name="Light Grid Accent 5" w:uiPriority="62"/>
+    <w:lsdException w:name="Medium Shading 1 Accent 5" w:uiPriority="63"/>
+    <w:lsdException w:name="Medium Shading 2 Accent 5" w:uiPriority="64"/>
+    <w:lsdException w:name="Medium List 1 Accent 5" w:uiPriority="65"/>
+    <w:lsdException w:name="Medium List 2 Accent 5" w:uiPriority="66"/>
+    <w:lsdException w:name="Medium Grid 1 Accent 5" w:uiPriority="67"/>
+    <w:lsdException w:name="Medium Grid 2 Accent 5" w:uiPriority="68"/>
+    <w:lsdException w:name="Medium Grid 3 Accent 5" w:uiPriority="69"/>
+    <w:lsdException w:name="Dark List Accent 5" w:uiPriority="70"/>
+    <w:lsdException w:name="Colorful Shading Accent 5" w:uiPriority="71"/>
+    <w:lsdException w:name="Colorful List Accent 5" w:uiPriority="72"/>
+    <w:lsdException w:name="Colorful Grid Accent 5" w:uiPriority="73"/>
+    <w:lsdException w:name="Light Shading Accent 6" w:uiPriority="60"/>
+    <w:lsdException w:name="Light List Accent 6" w:uiPriority="61"/>
+    <w:lsdException w:name="Light Grid Accent 6" w:uiPriority="62"/>
+    <w:lsdException w:name="Medium Shading 1 Accent 6" w:uiPriority="63"/>
+    <w:lsdException w:name="Medium Shading 2 Accent 6" w:uiPriority="64"/>
+    <w:lsdException w:name="Medium List 1 Accent 6" w:uiPriority="65"/>
+    <w:lsdException w:name="Medium List 2 Accent 6" w:uiPriority="66"/>
+    <w:lsdException w:name="Medium Grid 1 Accent 6" w:uiPriority="67"/>
+    <w:lsdException w:name="Medium Grid 2 Accent 6" w:uiPriority="68"/>
+    <w:lsdException w:name="Medium Grid 3 Accent 6" w:uiPriority="69"/>
+    <w:lsdException w:name="Dark List Accent 6" w:uiPriority="70"/>
+    <w:lsdException w:name="Colorful Shading Accent 6" w:uiPriority="71"/>
+    <w:lsdException w:name="Colorful List Accent 6" w:uiPriority="72"/>
+    <w:lsdException w:name="Colorful Grid Accent 6" w:uiPriority="73"/>
+    <w:lsdException w:name="Subtle Emphasis" w:uiPriority="19" w:qFormat="1"/>
+    <w:lsdException w:name="Intense Emphasis" w:uiPriority="21" w:qFormat="1"/>
+    <w:lsdException w:name="Subtle Reference" w:uiPriority="31" w:qFormat="1"/>
+    <w:lsdException w:name="Intense Reference" w:uiPriority="32" w:qFormat="1"/>
+    <w:lsdException w:name="Book Title" w:uiPriority="33" w:qFormat="1"/>
+    <w:lsdException w:name="Bibliography" w:semiHidden="1" w:uiPriority="37" w:unhideWhenUsed="1"/>
+    <w:lsdException w:name="TOC Heading" w:semiHidden="1" w:uiPriority="39" w:unhideWhenUsed="1" w:qFormat="1"/>
+    <w:lsdException w:name="Plain Table 1" w:uiPriority="41"/>
+    <w:lsdException w:name="Plain Table 2" w:uiPriority="42"/>
+    <w:lsdException w:name="Plain Table 3" w:uiPriority="43"/>
+    <w:lsdException w:name="Plain Table 4" w:uiPriority="44"/>
+    <w:lsdException w:name="Plain Table 5" w:uiPriority="45"/>
+    <w:lsdException w:name="Grid Table Light" w:uiPriority="40"/>
+    <w:lsdException w:name="Grid Table 1 Light" w:uiPriority="46"/>
+    <w:lsdException w:name="Grid Table 2" w:uiPriority="47"/>
+    <w:lsdException w:name="Grid Table 3" w:uiPriority="48"/>
+    <w:lsdException w:name="Grid Table 4" w:uiPriority="49"/>
+    <w:lsdException w:name="Grid Table 5 Dark" w:uiPriority="50"/>
+    <w:lsdException w:name="Grid Table 6 Colorful" w:uiPriority="51"/>
+    <w:lsdException w:name="Grid Table 7 Colorful" w:uiPriority="52"/>
+    <w:lsdException w:name="Grid Table 1 Light Accent 1" w:uiPriority="46"/>
+    <w:lsdException w:name="Grid Table 2 Accent 1" w:uiPriority="47"/>
+    <w:lsdException w:name="Grid Table 3 Accent 1" w:uiPriority="48"/>
+    <w:lsdException w:name="Grid Table 4 Accent 1" w:uiPriority="49"/>
+    <w:lsdException w:name="Grid Table 5 Dark Accent 1" w:uiPriority="50"/>
+    <w:lsdException w:name="Grid Table 6 Colorful Accent 1" w:uiPriority="51"/>
+    <w:lsdException w:name="Grid Table 7 Colorful Accent 1" w:uiPriority="52"/>
+    <w:lsdException w:name="Grid Table 1 Light Accent 2" w:uiPriority="46"/>
+    <w:lsdException w:name="Grid Table 2 Accent 2" w:uiPriority="47"/>
+    <w:lsdException w:name="Grid Table 3 Accent 2" w:uiPriority="48"/>
+    <w:lsdException w:name="Grid Table 4 Accent 2" w:uiPriority="49"/>
+    <w:lsdException w:name="Grid Table 5 Dark Accent 2" w:uiPriority="50"/>
+    <w:lsdException w:name="Grid Table 6 Colorful Accent 2" w:uiPriority="51"/>
+    <w:lsdException w:name="Grid Table 7 Colorful Accent 2" w:uiPriority="52"/>
+    <w:lsdException w:name="Grid Table 1 Light Accent 3" w:uiPriority="46"/>
+    <w:lsdException w:name="Grid Table 2 Accent 3" w:uiPriority="47"/>
+    <w:lsdException w:name="Grid Table 3 Accent 3" w:uiPriority="48"/>
+    <w:lsdException w:name="Grid Table 4 Accent 3" w:uiPriority="49"/>
+    <w:lsdException w:name="Grid Table 5 Dark Accent 3" w:uiPriority="50"/>
+    <w:lsdException w:name="Grid Table 6 Colorful Accent 3" w:uiPriority="51"/>
+    <w:lsdException w:name="Grid Table 7 Colorful Accent 3" w:uiPriority="52"/>
+    <w:lsdException w:name="Grid Table 1 Light Accent 4" w:uiPriority="46"/>
+    <w:lsdException w:name="Grid Table 2 Accent 4" w:uiPriority="47"/>
+    <w:lsdException w:name="Grid Table 3 Accent 4" w:uiPriority="48"/>
+    <w:lsdException w:name="Grid Table 4 Accent 4" w:uiPriority="49"/>
+    <w:lsdException w:name="Grid Table 5 Dark Accent 4" w:uiPriority="50"/>
+    <w:lsdException w:name="Grid Table 6 Colorful Accent 4" w:uiPriority="51"/>
+    <w:lsdException w:name="Grid Table 7 Colorful Accent 4" w:uiPriority="52"/>
+    <w:lsdException w:name="Grid Table 1 Light Accent 5" w:uiPriority="46"/>
+    <w:lsdException w:name="Grid Table 2 Accent 5" w:uiPriority="47"/>
+    <w:lsdException w:name="Grid Table 3 Accent 5" w:uiPriority="48"/>
+    <w:lsdException w:name="Grid Table 4 Accent 5" w:uiPriority="49"/>
+    <w:lsdException w:name="Grid Table 5 Dark Accent 5" w:uiPriority="50"/>
+    <w:lsdException w:name="Grid Table 6 Colorful Accent 5" w:uiPriority="51"/>
+    <w:lsdException w:name="Grid Table 7 Colorful Accent 5" w:uiPriority="52"/>
+    <w:lsdException w:name="Grid Table 1 Light Accent 6" w:uiPriority="46"/>
+    <w:lsdException w:name="Grid Table 2 Accent 6" w:uiPriority="47"/>
+    <w:lsdException w:name="Grid Table 3 Accent 6" w:uiPriority="48"/>
+    <w:lsdException w:name="Grid Table 4 Accent 6" w:uiPriority="49"/>
+    <w:lsdException w:name="Grid Table 5 Dark Accent 6" w:uiPriority="50"/>
+    <w:lsdException w:name="Grid Table 6 Colorful Accent 6" w:uiPriority="51"/>
+    <w:lsdException w:name="Grid Table 7 Colorful Accent 6" w:uiPriority="52"/>
+    <w:lsdException w:name="List Table 1 Light" w:uiPriority="46"/>
+    <w:lsdException w:name="List Table 2" w:uiPriority="47"/>
+    <w:lsdException w:name="List Table 3" w:uiPriority="48"/>
+    <w:lsdException w:name="List Table 4" w:uiPriority="49"/>
+    <w:lsdException w:name="List Table 5 Dark" w:uiPriority="50"/>
+    <w:lsdException w:name="List Table 6 Colorful" w:uiPriority="51"/>
+    <w:lsdException w:name="List Table 7 Colorful" w:uiPriority="52"/>
+    <w:lsdException w:name="List Table 1 Light Accent 1" w:uiPriority="46"/>
+    <w:lsdException w:name="List Table 2 Accent 1" w:uiPriority="47"/>
+    <w:lsdException w:name="List Table 3 Accent 1" w:uiPriority="48"/>
+    <w:lsdException w:name="List Table 4 Accent 1" w:uiPriority="49"/>
+    <w:lsdException w:name="List Table 5 Dark Accent 1" w:uiPriority="50"/>
+    <w:lsdException w:name="List Table 6 Colorful Accent 1" w:uiPriority="51"/>
+    <w:lsdException w:name="List Table 7 Colorful Accent 1" w:uiPriority="52"/>
+    <w:lsdException w:name="List Table 1 Light Accent 2" w:uiPriority="46"/>
+    <w:lsdException w:name="List Table 2 Accent 2" w:uiPriority="47"/>
+    <w:lsdException w:name="List Table 3 Accent 2" w:uiPriority="48"/>
+    <w:lsdException w:name="List Table 4 Accent 2" w:uiPriority="49"/>
+    <w:lsdException w:name="List Table 5 Dark Accent 2" w:uiPriority="50"/>
+    <w:lsdException w:name="List Table 6 Colorful Accent 2" w:uiPriority="51"/>
+    <w:lsdException w:name="List Table 7 Colorful Accent 2" w:uiPriority="52"/>
+    <w:lsdException w:name="List Table 1 Light Accent 3" w:uiPriority="46"/>
+    <w:lsdException w:name="List Table 2 Accent 3" w:uiPriority="47"/>
+    <w:lsdException w:name="List Table 3 Accent 3" w:uiPriority="48"/>
+    <w:lsdException w:name="List Table 4 Accent 3" w:uiPriority="49"/>
+    <w:lsdException w:name="List Table 5 Dark Accent 3" w:uiPriority="50"/>
+    <w:lsdException w:name="List Table 6 Colorful Accent 3" w:uiPriority="51"/>
+    <w:lsdException w:name="List Table 7 Colorful Accent 3" w:uiPriority="52"/>
+    <w:lsdException w:name="List Table 1 Light Accent 4" w:uiPriority="46"/>
+    <w:lsdException w:name="List Table 2 Accent 4" w:uiPriority="47"/>
+    <w:lsdException w:name="List Table 3 Accent 4" w:uiPriority="48"/>
+    <w:lsdException w:name="List Table 4 Accent 4" w:uiPriority="49"/>
+    <w:lsdException w:name="List Table 5 Dark Accent 4" w:uiPriority="50"/>
+    <w:lsdException w:name="List Table 6 Colorful Accent 4" w:uiPriority="51"/>
+    <w:lsdException w:name="List Table 7 Colorful Accent 4" w:uiPriority="52"/>
+    <w:lsdException w:name="List Table 1 Light Accent 5" w:uiPriority="46"/>
+    <w:lsdException w:name="List Table 2 Accent 5" w:uiPriority="47"/>
+    <w:lsdException w:name="List Table 3 Accent 5" w:uiPriority="48"/>
+    <w:lsdException w:name="List Table 4 Accent 5" w:uiPriority="49"/>
+    <w:lsdException w:name="List Table 5 Dark Accent 5" w:uiPriority="50"/>
+    <w:lsdException w:name="List Table 6 Colorful Accent 5" w:uiPriority="51"/>
+    <w:lsdException w:name="List Table 7 Colorful Accent 5" w:uiPriority="52"/>
+    <w:lsdException w:name="List Table 1 Light Accent 6" w:uiPriority="46"/>
+    <w:lsdException w:name="List Table 2 Accent 6" w:uiPriority="47"/>
+    <w:lsdException w:name="List Table 3 Accent 6" w:uiPriority="48"/>
+    <w:lsdException w:name="List Table 4 Accent 6" w:uiPriority="49"/>
+    <w:lsdException w:name="List Table 5 Dark Accent 6" w:uiPriority="50"/>
+    <w:lsdException w:name="List Table 6 Colorful Accent 6" w:uiPriority="51"/>
+    <w:lsdException w:name="List Table 7 Colorful Accent 6" w:uiPriority="52"/>
+    <w:lsdException w:name="Mention" w:semiHidden="1" w:unhideWhenUsed="1"/>
+    <w:lsdException w:name="Smart Hyperlink" w:semiHidden="1" w:unhideWhenUsed="1"/>
+    <w:lsdException w:name="Hashtag" w:semiHidden="1" w:unhideWhenUsed="1"/>
+    <w:lsdException w:name="Unresolved Mention" w:semiHidden="1" w:unhideWhenUsed="1"/>
+    <w:lsdException w:name="Smart Link" w:semiHidden="1" w:unhideWhenUsed="1"/>
   </w:latentStyles>
-  <w:style w:type="paragraph" w:default="1" w:styleId="1">
+  <w:style w:type="paragraph" w:default="1" w:styleId="a">
     <w:name w:val="Normal"/>
     <w:qFormat/>
-    <w:uiPriority w:val="0"/>
     <w:pPr>
       <w:widowControl w:val="0"/>
       <w:jc w:val="both"/>
     </w:pPr>
     <w:rPr>
-      <w:rFonts w:asciiTheme="minorHAnsi" w:hAnsiTheme="minorHAnsi" w:eastAsiaTheme="minorEastAsia" w:cstheme="minorBidi"/>
+      <w:rFonts w:asciiTheme="minorHAnsi" w:eastAsiaTheme="minorEastAsia" w:hAnsiTheme="minorHAnsi" w:cstheme="minorBidi"/>
       <w:kern w:val="2"/>
       <w:sz w:val="21"/>
       <w:szCs w:val="22"/>
-      <w:lang w:val="en-US" w:eastAsia="zh-CN" w:bidi="ar-SA"/>
     </w:rPr>
   </w:style>
-  <w:style w:type="character" w:default="1" w:styleId="9">
+  <w:style w:type="character" w:default="1" w:styleId="a0">
     <w:name w:val="Default Paragraph Font"/>
+    <w:uiPriority w:val="1"/>
     <w:semiHidden/>
     <w:unhideWhenUsed/>
-    <w:uiPriority w:val="1"/>
   </w:style>
-  <w:style w:type="table" w:default="1" w:styleId="7">
+  <w:style w:type="table" w:default="1" w:styleId="a1">
     <w:name w:val="Normal Table"/>
+    <w:uiPriority w:val="99"/>
     <w:semiHidden/>
     <w:unhideWhenUsed/>
-    <w:uiPriority w:val="99"/>
     <w:tblPr>
+      <w:tblInd w:w="0" w:type="dxa"/>
       <w:tblCellMar>
         <w:top w:w="0" w:type="dxa"/>
         <w:left w:w="108" w:type="dxa"/>
@@ -1218,35 +1470,41 @@
       </w:tblCellMar>
     </w:tblPr>
   </w:style>
-  <w:style w:type="paragraph" w:styleId="2">
-    <w:name w:val="annotation text"/>
-    <w:basedOn w:val="1"/>
+  <w:style w:type="numbering" w:default="1" w:styleId="a2">
+    <w:name w:val="No List"/>
+    <w:uiPriority w:val="99"/>
     <w:semiHidden/>
     <w:unhideWhenUsed/>
+  </w:style>
+  <w:style w:type="paragraph" w:styleId="a3">
+    <w:name w:val="annotation text"/>
+    <w:basedOn w:val="a"/>
     <w:uiPriority w:val="99"/>
+    <w:semiHidden/>
+    <w:unhideWhenUsed/>
     <w:pPr>
       <w:jc w:val="left"/>
     </w:pPr>
   </w:style>
-  <w:style w:type="paragraph" w:styleId="3">
+  <w:style w:type="paragraph" w:styleId="a4">
     <w:name w:val="Balloon Text"/>
-    <w:basedOn w:val="1"/>
-    <w:link w:val="14"/>
+    <w:basedOn w:val="a"/>
+    <w:link w:val="a5"/>
+    <w:uiPriority w:val="99"/>
     <w:semiHidden/>
     <w:unhideWhenUsed/>
     <w:qFormat/>
-    <w:uiPriority w:val="99"/>
     <w:rPr>
       <w:sz w:val="18"/>
       <w:szCs w:val="18"/>
     </w:rPr>
   </w:style>
-  <w:style w:type="paragraph" w:styleId="4">
+  <w:style w:type="paragraph" w:styleId="a6">
     <w:name w:val="footer"/>
-    <w:basedOn w:val="1"/>
-    <w:link w:val="12"/>
+    <w:basedOn w:val="a"/>
+    <w:link w:val="a7"/>
+    <w:uiPriority w:val="99"/>
     <w:unhideWhenUsed/>
-    <w:uiPriority w:val="99"/>
     <w:pPr>
       <w:tabs>
         <w:tab w:val="center" w:pos="4153"/>
@@ -1260,16 +1518,16 @@
       <w:szCs w:val="18"/>
     </w:rPr>
   </w:style>
-  <w:style w:type="paragraph" w:styleId="5">
+  <w:style w:type="paragraph" w:styleId="a8">
     <w:name w:val="header"/>
-    <w:basedOn w:val="1"/>
-    <w:link w:val="11"/>
+    <w:basedOn w:val="a"/>
+    <w:link w:val="a9"/>
+    <w:uiPriority w:val="99"/>
     <w:unhideWhenUsed/>
     <w:qFormat/>
-    <w:uiPriority w:val="99"/>
     <w:pPr>
       <w:pBdr>
-        <w:bottom w:val="single" w:color="auto" w:sz="6" w:space="1"/>
+        <w:bottom w:val="single" w:sz="6" w:space="1" w:color="auto"/>
       </w:pBdr>
       <w:tabs>
         <w:tab w:val="center" w:pos="4153"/>
@@ -1283,13 +1541,13 @@
       <w:szCs w:val="18"/>
     </w:rPr>
   </w:style>
-  <w:style w:type="paragraph" w:styleId="6">
+  <w:style w:type="paragraph" w:styleId="aa">
     <w:name w:val="Normal (Web)"/>
-    <w:basedOn w:val="1"/>
+    <w:basedOn w:val="a"/>
+    <w:uiPriority w:val="99"/>
     <w:semiHidden/>
     <w:unhideWhenUsed/>
     <w:qFormat/>
-    <w:uiPriority w:val="99"/>
     <w:pPr>
       <w:spacing w:beforeAutospacing="1" w:afterAutospacing="1"/>
       <w:jc w:val="left"/>
@@ -1300,9 +1558,9 @@
       <w:sz w:val="24"/>
     </w:rPr>
   </w:style>
-  <w:style w:type="table" w:styleId="8">
+  <w:style w:type="table" w:styleId="ab">
     <w:name w:val="Table Grid"/>
-    <w:basedOn w:val="7"/>
+    <w:basedOn w:val="a1"/>
     <w:uiPriority w:val="39"/>
     <w:pPr>
       <w:widowControl w:val="0"/>
@@ -1310,117 +1568,112 @@
     </w:pPr>
     <w:tblPr>
       <w:tblBorders>
-        <w:top w:val="single" w:color="auto" w:sz="4" w:space="0"/>
-        <w:left w:val="single" w:color="auto" w:sz="4" w:space="0"/>
-        <w:bottom w:val="single" w:color="auto" w:sz="4" w:space="0"/>
-        <w:right w:val="single" w:color="auto" w:sz="4" w:space="0"/>
-        <w:insideH w:val="single" w:color="auto" w:sz="4" w:space="0"/>
-        <w:insideV w:val="single" w:color="auto" w:sz="4" w:space="0"/>
+        <w:top w:val="single" w:sz="4" w:space="0" w:color="auto"/>
+        <w:left w:val="single" w:sz="4" w:space="0" w:color="auto"/>
+        <w:bottom w:val="single" w:sz="4" w:space="0" w:color="auto"/>
+        <w:right w:val="single" w:sz="4" w:space="0" w:color="auto"/>
+        <w:insideH w:val="single" w:sz="4" w:space="0" w:color="auto"/>
+        <w:insideV w:val="single" w:sz="4" w:space="0" w:color="auto"/>
       </w:tblBorders>
     </w:tblPr>
   </w:style>
-  <w:style w:type="paragraph" w:styleId="10">
+  <w:style w:type="paragraph" w:styleId="ac">
     <w:name w:val="List Paragraph"/>
-    <w:basedOn w:val="1"/>
+    <w:basedOn w:val="a"/>
+    <w:uiPriority w:val="34"/>
     <w:qFormat/>
-    <w:uiPriority w:val="34"/>
     <w:pPr>
-      <w:ind w:firstLine="420" w:firstLineChars="200"/>
+      <w:ind w:firstLineChars="200" w:firstLine="420"/>
     </w:pPr>
   </w:style>
-  <w:style w:type="character" w:customStyle="1" w:styleId="11">
+  <w:style w:type="character" w:customStyle="1" w:styleId="a9">
     <w:name w:val="页眉 字符"/>
-    <w:basedOn w:val="9"/>
-    <w:link w:val="5"/>
+    <w:basedOn w:val="a0"/>
+    <w:link w:val="a8"/>
+    <w:uiPriority w:val="99"/>
     <w:qFormat/>
-    <w:uiPriority w:val="99"/>
     <w:rPr>
       <w:sz w:val="18"/>
       <w:szCs w:val="18"/>
     </w:rPr>
   </w:style>
-  <w:style w:type="character" w:customStyle="1" w:styleId="12">
+  <w:style w:type="character" w:customStyle="1" w:styleId="a7">
     <w:name w:val="页脚 字符"/>
-    <w:basedOn w:val="9"/>
-    <w:link w:val="4"/>
+    <w:basedOn w:val="a0"/>
+    <w:link w:val="a6"/>
+    <w:uiPriority w:val="99"/>
     <w:qFormat/>
-    <w:uiPriority w:val="99"/>
     <w:rPr>
       <w:sz w:val="18"/>
       <w:szCs w:val="18"/>
     </w:rPr>
   </w:style>
-  <w:style w:type="paragraph" w:customStyle="1" w:styleId="13">
+  <w:style w:type="paragraph" w:customStyle="1" w:styleId="1">
     <w:name w:val="修订1"/>
     <w:hidden/>
+    <w:uiPriority w:val="99"/>
     <w:semiHidden/>
     <w:qFormat/>
-    <w:uiPriority w:val="99"/>
     <w:rPr>
-      <w:rFonts w:asciiTheme="minorHAnsi" w:hAnsiTheme="minorHAnsi" w:eastAsiaTheme="minorEastAsia" w:cstheme="minorBidi"/>
+      <w:rFonts w:asciiTheme="minorHAnsi" w:eastAsiaTheme="minorEastAsia" w:hAnsiTheme="minorHAnsi" w:cstheme="minorBidi"/>
       <w:kern w:val="2"/>
       <w:sz w:val="21"/>
       <w:szCs w:val="22"/>
-      <w:lang w:val="en-US" w:eastAsia="zh-CN" w:bidi="ar-SA"/>
     </w:rPr>
   </w:style>
-  <w:style w:type="character" w:customStyle="1" w:styleId="14">
+  <w:style w:type="character" w:customStyle="1" w:styleId="a5">
     <w:name w:val="批注框文本 字符"/>
-    <w:basedOn w:val="9"/>
-    <w:link w:val="3"/>
+    <w:basedOn w:val="a0"/>
+    <w:link w:val="a4"/>
+    <w:uiPriority w:val="99"/>
     <w:semiHidden/>
     <w:qFormat/>
-    <w:uiPriority w:val="99"/>
     <w:rPr>
       <w:sz w:val="18"/>
       <w:szCs w:val="18"/>
     </w:rPr>
   </w:style>
-  <w:style w:type="paragraph" w:customStyle="1" w:styleId="15">
+  <w:style w:type="paragraph" w:customStyle="1" w:styleId="2">
     <w:name w:val="修订2"/>
     <w:hidden/>
+    <w:uiPriority w:val="99"/>
     <w:semiHidden/>
     <w:qFormat/>
-    <w:uiPriority w:val="99"/>
     <w:rPr>
-      <w:rFonts w:asciiTheme="minorHAnsi" w:hAnsiTheme="minorHAnsi" w:eastAsiaTheme="minorEastAsia" w:cstheme="minorBidi"/>
+      <w:rFonts w:asciiTheme="minorHAnsi" w:eastAsiaTheme="minorEastAsia" w:hAnsiTheme="minorHAnsi" w:cstheme="minorBidi"/>
       <w:kern w:val="2"/>
       <w:sz w:val="21"/>
       <w:szCs w:val="22"/>
-      <w:lang w:val="en-US" w:eastAsia="zh-CN" w:bidi="ar-SA"/>
     </w:rPr>
   </w:style>
-  <w:style w:type="paragraph" w:customStyle="1" w:styleId="16">
+  <w:style w:type="paragraph" w:customStyle="1" w:styleId="3">
     <w:name w:val="修订3"/>
     <w:hidden/>
+    <w:uiPriority w:val="99"/>
     <w:semiHidden/>
-    <w:uiPriority w:val="99"/>
     <w:rPr>
-      <w:rFonts w:asciiTheme="minorHAnsi" w:hAnsiTheme="minorHAnsi" w:eastAsiaTheme="minorEastAsia" w:cstheme="minorBidi"/>
+      <w:rFonts w:asciiTheme="minorHAnsi" w:eastAsiaTheme="minorEastAsia" w:hAnsiTheme="minorHAnsi" w:cstheme="minorBidi"/>
       <w:kern w:val="2"/>
       <w:sz w:val="21"/>
       <w:szCs w:val="22"/>
-      <w:lang w:val="en-US" w:eastAsia="zh-CN" w:bidi="ar-SA"/>
     </w:rPr>
   </w:style>
-  <w:style w:type="paragraph" w:customStyle="1" w:styleId="17">
-    <w:name w:val="Revision"/>
+  <w:style w:type="paragraph" w:customStyle="1" w:styleId="4">
+    <w:name w:val="修订4"/>
     <w:hidden/>
+    <w:uiPriority w:val="99"/>
     <w:semiHidden/>
     <w:qFormat/>
-    <w:uiPriority w:val="99"/>
     <w:rPr>
-      <w:rFonts w:asciiTheme="minorHAnsi" w:hAnsiTheme="minorHAnsi" w:eastAsiaTheme="minorEastAsia" w:cstheme="minorBidi"/>
+      <w:rFonts w:asciiTheme="minorHAnsi" w:eastAsiaTheme="minorEastAsia" w:hAnsiTheme="minorHAnsi" w:cstheme="minorBidi"/>
       <w:kern w:val="2"/>
       <w:sz w:val="21"/>
       <w:szCs w:val="22"/>
-      <w:lang w:val="en-US" w:eastAsia="zh-CN" w:bidi="ar-SA"/>
     </w:rPr>
   </w:style>
-  <w:style w:type="paragraph" w:customStyle="1" w:styleId="18">
+  <w:style w:type="paragraph" w:customStyle="1" w:styleId="Default">
     <w:name w:val="Default"/>
     <w:qFormat/>
-    <w:uiPriority w:val="0"/>
     <w:pPr>
       <w:widowControl w:val="0"/>
       <w:autoSpaceDE w:val="0"/>
@@ -1428,25 +1681,23 @@
       <w:adjustRightInd w:val="0"/>
     </w:pPr>
     <w:rPr>
-      <w:rFonts w:ascii="FZKai-Z03" w:hAnsi="Times New Roman" w:eastAsia="FZKai-Z03" w:cs="FZKai-Z03"/>
+      <w:rFonts w:ascii="FZKai-Z03" w:eastAsia="FZKai-Z03" w:cs="FZKai-Z03"/>
       <w:color w:val="000000"/>
       <w:sz w:val="24"/>
       <w:szCs w:val="24"/>
-      <w:lang w:val="en-US" w:eastAsia="zh-CN" w:bidi="ar-SA"/>
     </w:rPr>
   </w:style>
-  <w:style w:type="paragraph" w:customStyle="1" w:styleId="19">
+  <w:style w:type="paragraph" w:customStyle="1" w:styleId="contentfont">
     <w:name w:val="contentfont"/>
-    <w:basedOn w:val="1"/>
+    <w:basedOn w:val="a"/>
     <w:qFormat/>
-    <w:uiPriority w:val="0"/>
     <w:pPr>
       <w:widowControl/>
       <w:spacing w:before="100" w:beforeAutospacing="1" w:after="100" w:afterAutospacing="1"/>
       <w:jc w:val="left"/>
     </w:pPr>
     <w:rPr>
-      <w:rFonts w:ascii="宋体" w:hAnsi="宋体" w:eastAsia="宋体" w:cs="宋体"/>
+      <w:rFonts w:ascii="宋体" w:eastAsia="宋体" w:hAnsi="宋体" w:cs="宋体"/>
       <w:kern w:val="0"/>
       <w:sz w:val="24"/>
       <w:szCs w:val="24"/>
@@ -1707,6 +1958,7 @@
     </a:fmtScheme>
   </a:themeElements>
   <a:objectDefaults/>
+  <a:extraClrSchemeLst/>
 </a:theme>
 </file>
 
@@ -1716,6 +1968,8 @@
 
 <file path=customXml/itemProps1.xml><?xml version="1.0" encoding="utf-8"?>
 <ds:datastoreItem xmlns:ds="http://schemas.openxmlformats.org/officeDocument/2006/customXml" ds:itemID="{47A3599E-211E-46F7-9E4D-4A0517AF134E}">
-  <ds:schemaRefs/>
+  <ds:schemaRefs>
+    <ds:schemaRef ds:uri="http://schemas.openxmlformats.org/officeDocument/2006/bibliography"/>
+  </ds:schemaRefs>
 </ds:datastoreItem>
 </file>